--- a/workbook/07 mosfet/mosfetBlank.docx
+++ b/workbook/07 mosfet/mosfetBlank.docx
@@ -1123,6 +1123,7 @@
               <w:ind w:left="0" w:firstLine="0"/>
             </w:pPr>
             <w:r>
+              <w:lastRenderedPageBreak/>
               <w:t>Circuit</w:t>
             </w:r>
           </w:p>
@@ -3117,44 +3118,184 @@
         <w:spacing w:after="160" w:line="259" w:lineRule="auto"/>
         <w:ind w:left="0" w:firstLine="0"/>
       </w:pPr>
-      <w:r>
-        <w:br w:type="page"/>
-      </w:r>
     </w:p>
     <w:p>
       <w:pPr>
+        <w:spacing w:after="160" w:line="259" w:lineRule="auto"/>
         <w:ind w:left="0" w:firstLine="0"/>
-      </w:pPr>
-      <w:r>
-        <w:t>Practical Application - Half Bridge circuit with bootstrap capacitor</w:t>
+        <w:rPr>
+          <w:sz w:val="36"/>
+          <w:szCs w:val="36"/>
+        </w:rPr>
+      </w:pPr>
+      <w:r>
+        <w:rPr>
+          <w:sz w:val="36"/>
+          <w:szCs w:val="36"/>
+        </w:rPr>
+        <w:br w:type="page"/>
       </w:r>
     </w:p>
     <w:p>
       <w:pPr>
+        <w:spacing w:after="160" w:line="259" w:lineRule="auto"/>
         <w:ind w:left="0" w:firstLine="0"/>
-      </w:pPr>
+        <w:rPr>
+          <w:sz w:val="36"/>
+          <w:szCs w:val="36"/>
+        </w:rPr>
+      </w:pPr>
+      <w:r>
+        <w:rPr>
+          <w:sz w:val="36"/>
+          <w:szCs w:val="36"/>
+        </w:rPr>
+        <w:lastRenderedPageBreak/>
+        <w:t>CMOS Logic Functions</w:t>
+      </w:r>
     </w:p>
     <w:p>
       <w:pPr>
+        <w:spacing w:after="160" w:line="259" w:lineRule="auto"/>
         <w:ind w:left="0" w:firstLine="0"/>
       </w:pPr>
       <w:r>
-        <w:t>The following circuit allows a low power signal, modeled as the 3V, 100Hz square wave in the schematic, to control a high voltage, high power load, modeled as the 100Ω resistor.  In order to understand how the following circuit accomplishes this, work through the following questions.</w:t>
+        <w:t xml:space="preserve">In the following diagrams, please note that a MOS </w:t>
+      </w:r>
+      <w:r>
+        <w:t>gate</w:t>
+      </w:r>
+      <w:r>
+        <w:t xml:space="preserve"> with a bubble on its gate is </w:t>
+      </w:r>
+      <w:r>
+        <w:t xml:space="preserve">a </w:t>
+      </w:r>
+      <w:r>
+        <w:t xml:space="preserve">PMOS and a gate with no bubble is a </w:t>
+      </w:r>
+      <w:r>
+        <w:t>N</w:t>
+      </w:r>
+      <w:r>
+        <w:t>MOS.</w:t>
       </w:r>
     </w:p>
     <w:p>
       <w:pPr>
-        <w:ind w:left="0" w:firstLine="0"/>
-      </w:pPr>
+        <w:pStyle w:val="ListParagraph"/>
+        <w:numPr>
+          <w:ilvl w:val="0"/>
+          <w:numId w:val="31"/>
+        </w:numPr>
+        <w:spacing w:after="160" w:line="259" w:lineRule="auto"/>
+      </w:pPr>
+      <w:r>
+        <w:t>Write a Boolean expression for F(A,B,C) for the following circuit</w:t>
+      </w:r>
+      <w:r>
+        <w:t xml:space="preserve"> in the box below.</w:t>
+      </w:r>
+    </w:p>
+    <w:p>
+      <w:pPr>
+        <w:spacing w:after="160" w:line="259" w:lineRule="auto"/>
+      </w:pPr>
+      <w:r>
+        <w:rPr>
+          <w:noProof/>
+        </w:rPr>
+        <mc:AlternateContent>
+          <mc:Choice Requires="wps">
+            <w:drawing>
+              <wp:anchor distT="45720" distB="45720" distL="114300" distR="114300" simplePos="0" relativeHeight="251667456" behindDoc="0" locked="0" layoutInCell="1" allowOverlap="1" wp14:anchorId="58AF9DDF" wp14:editId="0B58C27B">
+                <wp:simplePos x="0" y="0"/>
+                <wp:positionH relativeFrom="margin">
+                  <wp:align>right</wp:align>
+                </wp:positionH>
+                <wp:positionV relativeFrom="paragraph">
+                  <wp:posOffset>2843243</wp:posOffset>
+                </wp:positionV>
+                <wp:extent cx="5917565" cy="1404620"/>
+                <wp:effectExtent l="0" t="0" r="26035" b="24765"/>
+                <wp:wrapSquare wrapText="bothSides"/>
+                <wp:docPr id="309054622" name="Text Box 2"/>
+                <wp:cNvGraphicFramePr>
+                  <a:graphicFrameLocks xmlns:a="http://schemas.openxmlformats.org/drawingml/2006/main"/>
+                </wp:cNvGraphicFramePr>
+                <a:graphic xmlns:a="http://schemas.openxmlformats.org/drawingml/2006/main">
+                  <a:graphicData uri="http://schemas.microsoft.com/office/word/2010/wordprocessingShape">
+                    <wps:wsp>
+                      <wps:cNvSpPr txBox="1">
+                        <a:spLocks noChangeArrowheads="1"/>
+                      </wps:cNvSpPr>
+                      <wps:spPr bwMode="auto">
+                        <a:xfrm>
+                          <a:off x="0" y="0"/>
+                          <a:ext cx="5917565" cy="1404620"/>
+                        </a:xfrm>
+                        <a:prstGeom prst="rect">
+                          <a:avLst/>
+                        </a:prstGeom>
+                        <a:solidFill>
+                          <a:srgbClr val="FFFFFF"/>
+                        </a:solidFill>
+                        <a:ln w="9525">
+                          <a:solidFill>
+                            <a:srgbClr val="000000"/>
+                          </a:solidFill>
+                          <a:miter lim="800000"/>
+                          <a:headEnd/>
+                          <a:tailEnd/>
+                        </a:ln>
+                      </wps:spPr>
+                      <wps:txbx>
+                        <w:txbxContent>
+                          <w:p/>
+                        </w:txbxContent>
+                      </wps:txbx>
+                      <wps:bodyPr rot="0" vert="horz" wrap="square" lIns="91440" tIns="45720" rIns="91440" bIns="45720" anchor="t" anchorCtr="0">
+                        <a:spAutoFit/>
+                      </wps:bodyPr>
+                    </wps:wsp>
+                  </a:graphicData>
+                </a:graphic>
+                <wp14:sizeRelH relativeFrom="margin">
+                  <wp14:pctWidth>0</wp14:pctWidth>
+                </wp14:sizeRelH>
+                <wp14:sizeRelV relativeFrom="margin">
+                  <wp14:pctHeight>20000</wp14:pctHeight>
+                </wp14:sizeRelV>
+              </wp:anchor>
+            </w:drawing>
+          </mc:Choice>
+          <mc:Fallback>
+            <w:pict>
+              <v:shapetype w14:anchorId="58AF9DDF" id="_x0000_t202" coordsize="21600,21600" o:spt="202" path="m,l,21600r21600,l21600,xe">
+                <v:stroke joinstyle="miter"/>
+                <v:path gradientshapeok="t" o:connecttype="rect"/>
+              </v:shapetype>
+              <v:shape id="Text Box 2" o:spid="_x0000_s1026" type="#_x0000_t202" style="position:absolute;left:0;text-align:left;margin-left:414.75pt;margin-top:223.9pt;width:465.95pt;height:110.6pt;z-index:251667456;visibility:visible;mso-wrap-style:square;mso-width-percent:0;mso-height-percent:200;mso-wrap-distance-left:9pt;mso-wrap-distance-top:3.6pt;mso-wrap-distance-right:9pt;mso-wrap-distance-bottom:3.6pt;mso-position-horizontal:right;mso-position-horizontal-relative:margin;mso-position-vertical:absolute;mso-position-vertical-relative:text;mso-width-percent:0;mso-height-percent:200;mso-width-relative:margin;mso-height-relative:margin;v-text-anchor:top" o:gfxdata="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">
+                <v:textbox style="mso-fit-shape-to-text:t">
+                  <w:txbxContent>
+                    <w:p/>
+                  </w:txbxContent>
+                </v:textbox>
+                <w10:wrap type="square" anchorx="margin"/>
+              </v:shape>
+            </w:pict>
+          </mc:Fallback>
+        </mc:AlternateContent>
+      </w:r>
       <w:r>
         <w:rPr>
           <w:noProof/>
         </w:rPr>
         <w:drawing>
-          <wp:inline distT="0" distB="0" distL="0" distR="0" wp14:anchorId="51AEC535" wp14:editId="38D07259">
-            <wp:extent cx="5943600" cy="4478655"/>
-            <wp:effectExtent l="0" t="0" r="0" b="0"/>
-            <wp:docPr id="282272161" name="Picture 1"/>
+          <wp:inline distT="0" distB="0" distL="0" distR="0" wp14:anchorId="15B19EB0" wp14:editId="5A218D91">
+            <wp:extent cx="2854736" cy="2743200"/>
+            <wp:effectExtent l="0" t="0" r="3175" b="0"/>
+            <wp:docPr id="1195577243" name="Picture 3"/>
             <wp:cNvGraphicFramePr>
               <a:graphicFrameLocks xmlns:a="http://schemas.openxmlformats.org/drawingml/2006/main" noChangeAspect="1"/>
             </wp:cNvGraphicFramePr>
@@ -3162,7 +3303,7 @@
               <a:graphicData uri="http://schemas.openxmlformats.org/drawingml/2006/picture">
                 <pic:pic xmlns:pic="http://schemas.openxmlformats.org/drawingml/2006/picture">
                   <pic:nvPicPr>
-                    <pic:cNvPr id="0" name="Picture 1"/>
+                    <pic:cNvPr id="0" name="Picture 3"/>
                     <pic:cNvPicPr>
                       <a:picLocks noChangeAspect="1" noChangeArrowheads="1"/>
                     </pic:cNvPicPr>
@@ -3183,7 +3324,7 @@
                   <pic:spPr bwMode="auto">
                     <a:xfrm>
                       <a:off x="0" y="0"/>
-                      <a:ext cx="5943600" cy="4478655"/>
+                      <a:ext cx="2854736" cy="2743200"/>
                     </a:xfrm>
                     <a:prstGeom prst="rect">
                       <a:avLst/>
@@ -3202,6 +3343,1071 @@
     </w:p>
     <w:p>
       <w:pPr>
+        <w:pStyle w:val="ListParagraph"/>
+        <w:numPr>
+          <w:ilvl w:val="0"/>
+          <w:numId w:val="31"/>
+        </w:numPr>
+        <w:spacing w:after="160" w:line="259" w:lineRule="auto"/>
+      </w:pPr>
+      <w:r>
+        <w:t>Write a Boolean expression for F(A,B,C,D,E) for the following circuit</w:t>
+      </w:r>
+      <w:r>
+        <w:t xml:space="preserve"> </w:t>
+      </w:r>
+      <w:r>
+        <w:t>in the box below.</w:t>
+      </w:r>
+    </w:p>
+    <w:p>
+      <w:pPr>
+        <w:spacing w:after="160" w:line="259" w:lineRule="auto"/>
+      </w:pPr>
+      <w:r>
+        <w:rPr>
+          <w:noProof/>
+        </w:rPr>
+        <w:drawing>
+          <wp:inline distT="0" distB="0" distL="0" distR="0" wp14:anchorId="5440E664" wp14:editId="58D367B0">
+            <wp:extent cx="2750533" cy="2743200"/>
+            <wp:effectExtent l="0" t="0" r="0" b="0"/>
+            <wp:docPr id="732166976" name="Picture 1"/>
+            <wp:cNvGraphicFramePr>
+              <a:graphicFrameLocks xmlns:a="http://schemas.openxmlformats.org/drawingml/2006/main" noChangeAspect="1"/>
+            </wp:cNvGraphicFramePr>
+            <a:graphic xmlns:a="http://schemas.openxmlformats.org/drawingml/2006/main">
+              <a:graphicData uri="http://schemas.openxmlformats.org/drawingml/2006/picture">
+                <pic:pic xmlns:pic="http://schemas.openxmlformats.org/drawingml/2006/picture">
+                  <pic:nvPicPr>
+                    <pic:cNvPr id="0" name="Picture 1"/>
+                    <pic:cNvPicPr>
+                      <a:picLocks noChangeAspect="1" noChangeArrowheads="1"/>
+                    </pic:cNvPicPr>
+                  </pic:nvPicPr>
+                  <pic:blipFill>
+                    <a:blip r:embed="rId10">
+                      <a:extLst>
+                        <a:ext uri="{28A0092B-C50C-407E-A947-70E740481C1C}">
+                          <a14:useLocalDpi xmlns:a14="http://schemas.microsoft.com/office/drawing/2010/main" val="0"/>
+                        </a:ext>
+                      </a:extLst>
+                    </a:blip>
+                    <a:srcRect/>
+                    <a:stretch>
+                      <a:fillRect/>
+                    </a:stretch>
+                  </pic:blipFill>
+                  <pic:spPr bwMode="auto">
+                    <a:xfrm>
+                      <a:off x="0" y="0"/>
+                      <a:ext cx="2750533" cy="2743200"/>
+                    </a:xfrm>
+                    <a:prstGeom prst="rect">
+                      <a:avLst/>
+                    </a:prstGeom>
+                    <a:noFill/>
+                    <a:ln>
+                      <a:noFill/>
+                    </a:ln>
+                  </pic:spPr>
+                </pic:pic>
+              </a:graphicData>
+            </a:graphic>
+          </wp:inline>
+        </w:drawing>
+      </w:r>
+    </w:p>
+    <w:p>
+      <w:pPr>
+        <w:spacing w:after="160" w:line="259" w:lineRule="auto"/>
+        <w:ind w:left="0" w:firstLine="0"/>
+        <w:rPr>
+          <w:lang w:val="pt-BR"/>
+        </w:rPr>
+      </w:pPr>
+      <w:r>
+        <w:rPr>
+          <w:noProof/>
+        </w:rPr>
+        <mc:AlternateContent>
+          <mc:Choice Requires="wps">
+            <w:drawing>
+              <wp:anchor distT="45720" distB="45720" distL="114300" distR="114300" simplePos="0" relativeHeight="251669504" behindDoc="0" locked="0" layoutInCell="1" allowOverlap="1" wp14:anchorId="31D555EA" wp14:editId="604DCE65">
+                <wp:simplePos x="0" y="0"/>
+                <wp:positionH relativeFrom="margin">
+                  <wp:posOffset>0</wp:posOffset>
+                </wp:positionH>
+                <wp:positionV relativeFrom="paragraph">
+                  <wp:posOffset>246380</wp:posOffset>
+                </wp:positionV>
+                <wp:extent cx="5917565" cy="1404620"/>
+                <wp:effectExtent l="0" t="0" r="26035" b="24765"/>
+                <wp:wrapSquare wrapText="bothSides"/>
+                <wp:docPr id="1071273088" name="Text Box 2"/>
+                <wp:cNvGraphicFramePr>
+                  <a:graphicFrameLocks xmlns:a="http://schemas.openxmlformats.org/drawingml/2006/main"/>
+                </wp:cNvGraphicFramePr>
+                <a:graphic xmlns:a="http://schemas.openxmlformats.org/drawingml/2006/main">
+                  <a:graphicData uri="http://schemas.microsoft.com/office/word/2010/wordprocessingShape">
+                    <wps:wsp>
+                      <wps:cNvSpPr txBox="1">
+                        <a:spLocks noChangeArrowheads="1"/>
+                      </wps:cNvSpPr>
+                      <wps:spPr bwMode="auto">
+                        <a:xfrm>
+                          <a:off x="0" y="0"/>
+                          <a:ext cx="5917565" cy="1404620"/>
+                        </a:xfrm>
+                        <a:prstGeom prst="rect">
+                          <a:avLst/>
+                        </a:prstGeom>
+                        <a:solidFill>
+                          <a:srgbClr val="FFFFFF"/>
+                        </a:solidFill>
+                        <a:ln w="9525">
+                          <a:solidFill>
+                            <a:srgbClr val="000000"/>
+                          </a:solidFill>
+                          <a:miter lim="800000"/>
+                          <a:headEnd/>
+                          <a:tailEnd/>
+                        </a:ln>
+                      </wps:spPr>
+                      <wps:txbx>
+                        <w:txbxContent>
+                          <w:p/>
+                        </w:txbxContent>
+                      </wps:txbx>
+                      <wps:bodyPr rot="0" vert="horz" wrap="square" lIns="91440" tIns="45720" rIns="91440" bIns="45720" anchor="t" anchorCtr="0">
+                        <a:spAutoFit/>
+                      </wps:bodyPr>
+                    </wps:wsp>
+                  </a:graphicData>
+                </a:graphic>
+                <wp14:sizeRelH relativeFrom="margin">
+                  <wp14:pctWidth>0</wp14:pctWidth>
+                </wp14:sizeRelH>
+                <wp14:sizeRelV relativeFrom="margin">
+                  <wp14:pctHeight>20000</wp14:pctHeight>
+                </wp14:sizeRelV>
+              </wp:anchor>
+            </w:drawing>
+          </mc:Choice>
+          <mc:Fallback>
+            <w:pict>
+              <v:shape w14:anchorId="31D555EA" id="_x0000_s1027" type="#_x0000_t202" style="position:absolute;margin-left:0;margin-top:19.4pt;width:465.95pt;height:110.6pt;z-index:251669504;visibility:visible;mso-wrap-style:square;mso-width-percent:0;mso-height-percent:200;mso-wrap-distance-left:9pt;mso-wrap-distance-top:3.6pt;mso-wrap-distance-right:9pt;mso-wrap-distance-bottom:3.6pt;mso-position-horizontal:absolute;mso-position-horizontal-relative:margin;mso-position-vertical:absolute;mso-position-vertical-relative:text;mso-width-percent:0;mso-height-percent:200;mso-width-relative:margin;mso-height-relative:margin;v-text-anchor:top" o:gfxdata="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">
+                <v:textbox style="mso-fit-shape-to-text:t">
+                  <w:txbxContent>
+                    <w:p/>
+                  </w:txbxContent>
+                </v:textbox>
+                <w10:wrap type="square" anchorx="margin"/>
+              </v:shape>
+            </w:pict>
+          </mc:Fallback>
+        </mc:AlternateContent>
+      </w:r>
+    </w:p>
+    <w:p>
+      <w:pPr>
+        <w:pStyle w:val="ListParagraph"/>
+        <w:numPr>
+          <w:ilvl w:val="0"/>
+          <w:numId w:val="31"/>
+        </w:numPr>
+        <w:spacing w:after="160" w:line="259" w:lineRule="auto"/>
+      </w:pPr>
+      <w:r>
+        <w:lastRenderedPageBreak/>
+        <w:t>Complete the truth table for the following circuit.  If the input results in a short between VCC and GND, put “S” in the output column.  If the input results in the output floating (not connected to either VDD or GND) put “F” in the output column.  Otherwise put “0” or “1” in the output column.</w:t>
+      </w:r>
+    </w:p>
+    <w:tbl>
+      <w:tblPr>
+        <w:tblStyle w:val="TableGrid"/>
+        <w:tblpPr w:leftFromText="180" w:rightFromText="180" w:vertAnchor="page" w:horzAnchor="margin" w:tblpXSpec="right" w:tblpY="3269"/>
+        <w:tblW w:w="0" w:type="auto"/>
+        <w:tblLook w:val="04A0" w:firstRow="1" w:lastRow="0" w:firstColumn="1" w:lastColumn="0" w:noHBand="0" w:noVBand="1"/>
+      </w:tblPr>
+      <w:tblGrid>
+        <w:gridCol w:w="850"/>
+        <w:gridCol w:w="850"/>
+        <w:gridCol w:w="850"/>
+        <w:gridCol w:w="988"/>
+      </w:tblGrid>
+      <w:tr>
+        <w:tc>
+          <w:tcPr>
+            <w:tcW w:w="850" w:type="dxa"/>
+          </w:tcPr>
+          <w:p>
+            <w:pPr>
+              <w:rPr>
+                <w:rFonts w:cstheme="minorHAnsi"/>
+              </w:rPr>
+            </w:pPr>
+            <w:r>
+              <w:rPr>
+                <w:rFonts w:cstheme="minorHAnsi"/>
+              </w:rPr>
+              <w:t>A</w:t>
+            </w:r>
+          </w:p>
+        </w:tc>
+        <w:tc>
+          <w:tcPr>
+            <w:tcW w:w="850" w:type="dxa"/>
+          </w:tcPr>
+          <w:p>
+            <w:pPr>
+              <w:rPr>
+                <w:rFonts w:cstheme="minorHAnsi"/>
+              </w:rPr>
+            </w:pPr>
+            <w:r>
+              <w:rPr>
+                <w:rFonts w:cstheme="minorHAnsi"/>
+              </w:rPr>
+              <w:t>B</w:t>
+            </w:r>
+          </w:p>
+        </w:tc>
+        <w:tc>
+          <w:tcPr>
+            <w:tcW w:w="850" w:type="dxa"/>
+          </w:tcPr>
+          <w:p>
+            <w:pPr>
+              <w:rPr>
+                <w:rFonts w:cstheme="minorHAnsi"/>
+              </w:rPr>
+            </w:pPr>
+            <w:r>
+              <w:rPr>
+                <w:rFonts w:cstheme="minorHAnsi"/>
+              </w:rPr>
+              <w:t>C</w:t>
+            </w:r>
+          </w:p>
+        </w:tc>
+        <w:tc>
+          <w:tcPr>
+            <w:tcW w:w="988" w:type="dxa"/>
+          </w:tcPr>
+          <w:p>
+            <w:pPr>
+              <w:rPr>
+                <w:rFonts w:cstheme="minorHAnsi"/>
+              </w:rPr>
+            </w:pPr>
+            <w:r>
+              <w:rPr>
+                <w:rFonts w:cstheme="minorHAnsi"/>
+              </w:rPr>
+              <w:t>F(A,B,C)</w:t>
+            </w:r>
+          </w:p>
+        </w:tc>
+      </w:tr>
+      <w:tr>
+        <w:tc>
+          <w:tcPr>
+            <w:tcW w:w="850" w:type="dxa"/>
+          </w:tcPr>
+          <w:p>
+            <w:pPr>
+              <w:rPr>
+                <w:rFonts w:cstheme="minorHAnsi"/>
+              </w:rPr>
+            </w:pPr>
+            <w:r>
+              <w:rPr>
+                <w:rFonts w:cstheme="minorHAnsi"/>
+              </w:rPr>
+              <w:t>0</w:t>
+            </w:r>
+          </w:p>
+        </w:tc>
+        <w:tc>
+          <w:tcPr>
+            <w:tcW w:w="850" w:type="dxa"/>
+          </w:tcPr>
+          <w:p>
+            <w:pPr>
+              <w:rPr>
+                <w:rFonts w:cstheme="minorHAnsi"/>
+              </w:rPr>
+            </w:pPr>
+            <w:r>
+              <w:rPr>
+                <w:rFonts w:cstheme="minorHAnsi"/>
+              </w:rPr>
+              <w:t>0</w:t>
+            </w:r>
+          </w:p>
+        </w:tc>
+        <w:tc>
+          <w:tcPr>
+            <w:tcW w:w="850" w:type="dxa"/>
+          </w:tcPr>
+          <w:p>
+            <w:pPr>
+              <w:rPr>
+                <w:rFonts w:cstheme="minorHAnsi"/>
+              </w:rPr>
+            </w:pPr>
+            <w:r>
+              <w:rPr>
+                <w:rFonts w:cstheme="minorHAnsi"/>
+              </w:rPr>
+              <w:t>0</w:t>
+            </w:r>
+          </w:p>
+        </w:tc>
+        <w:tc>
+          <w:tcPr>
+            <w:tcW w:w="988" w:type="dxa"/>
+          </w:tcPr>
+          <w:p>
+            <w:pPr>
+              <w:rPr>
+                <w:rFonts w:ascii="Segoe UI Symbol" w:hAnsi="Segoe UI Symbol" w:cstheme="minorHAnsi"/>
+              </w:rPr>
+            </w:pPr>
+          </w:p>
+        </w:tc>
+      </w:tr>
+      <w:tr>
+        <w:tc>
+          <w:tcPr>
+            <w:tcW w:w="850" w:type="dxa"/>
+          </w:tcPr>
+          <w:p>
+            <w:pPr>
+              <w:rPr>
+                <w:rFonts w:cstheme="minorHAnsi"/>
+              </w:rPr>
+            </w:pPr>
+            <w:r>
+              <w:rPr>
+                <w:rFonts w:cstheme="minorHAnsi"/>
+              </w:rPr>
+              <w:t>0</w:t>
+            </w:r>
+          </w:p>
+        </w:tc>
+        <w:tc>
+          <w:tcPr>
+            <w:tcW w:w="850" w:type="dxa"/>
+          </w:tcPr>
+          <w:p>
+            <w:pPr>
+              <w:rPr>
+                <w:rFonts w:cstheme="minorHAnsi"/>
+              </w:rPr>
+            </w:pPr>
+            <w:r>
+              <w:rPr>
+                <w:rFonts w:cstheme="minorHAnsi"/>
+              </w:rPr>
+              <w:t>0</w:t>
+            </w:r>
+          </w:p>
+        </w:tc>
+        <w:tc>
+          <w:tcPr>
+            <w:tcW w:w="850" w:type="dxa"/>
+          </w:tcPr>
+          <w:p>
+            <w:pPr>
+              <w:rPr>
+                <w:rFonts w:cstheme="minorHAnsi"/>
+              </w:rPr>
+            </w:pPr>
+            <w:r>
+              <w:rPr>
+                <w:rFonts w:cstheme="minorHAnsi"/>
+              </w:rPr>
+              <w:t>1</w:t>
+            </w:r>
+          </w:p>
+        </w:tc>
+        <w:tc>
+          <w:tcPr>
+            <w:tcW w:w="988" w:type="dxa"/>
+          </w:tcPr>
+          <w:p>
+            <w:pPr>
+              <w:rPr>
+                <w:rFonts w:cstheme="minorHAnsi"/>
+              </w:rPr>
+            </w:pPr>
+          </w:p>
+        </w:tc>
+      </w:tr>
+      <w:tr>
+        <w:tc>
+          <w:tcPr>
+            <w:tcW w:w="850" w:type="dxa"/>
+          </w:tcPr>
+          <w:p>
+            <w:pPr>
+              <w:rPr>
+                <w:rFonts w:cstheme="minorHAnsi"/>
+              </w:rPr>
+            </w:pPr>
+            <w:r>
+              <w:rPr>
+                <w:rFonts w:cstheme="minorHAnsi"/>
+              </w:rPr>
+              <w:t>0</w:t>
+            </w:r>
+          </w:p>
+        </w:tc>
+        <w:tc>
+          <w:tcPr>
+            <w:tcW w:w="850" w:type="dxa"/>
+          </w:tcPr>
+          <w:p>
+            <w:pPr>
+              <w:rPr>
+                <w:rFonts w:cstheme="minorHAnsi"/>
+              </w:rPr>
+            </w:pPr>
+            <w:r>
+              <w:rPr>
+                <w:rFonts w:cstheme="minorHAnsi"/>
+              </w:rPr>
+              <w:t>1</w:t>
+            </w:r>
+          </w:p>
+        </w:tc>
+        <w:tc>
+          <w:tcPr>
+            <w:tcW w:w="850" w:type="dxa"/>
+          </w:tcPr>
+          <w:p>
+            <w:pPr>
+              <w:rPr>
+                <w:rFonts w:cstheme="minorHAnsi"/>
+              </w:rPr>
+            </w:pPr>
+            <w:r>
+              <w:rPr>
+                <w:rFonts w:cstheme="minorHAnsi"/>
+              </w:rPr>
+              <w:t>0</w:t>
+            </w:r>
+          </w:p>
+        </w:tc>
+        <w:tc>
+          <w:tcPr>
+            <w:tcW w:w="988" w:type="dxa"/>
+          </w:tcPr>
+          <w:p>
+            <w:pPr>
+              <w:rPr>
+                <w:rFonts w:cstheme="minorHAnsi"/>
+              </w:rPr>
+            </w:pPr>
+          </w:p>
+        </w:tc>
+      </w:tr>
+      <w:tr>
+        <w:tc>
+          <w:tcPr>
+            <w:tcW w:w="850" w:type="dxa"/>
+          </w:tcPr>
+          <w:p>
+            <w:pPr>
+              <w:rPr>
+                <w:rFonts w:cstheme="minorHAnsi"/>
+              </w:rPr>
+            </w:pPr>
+            <w:r>
+              <w:rPr>
+                <w:rFonts w:cstheme="minorHAnsi"/>
+              </w:rPr>
+              <w:t>0</w:t>
+            </w:r>
+          </w:p>
+        </w:tc>
+        <w:tc>
+          <w:tcPr>
+            <w:tcW w:w="850" w:type="dxa"/>
+          </w:tcPr>
+          <w:p>
+            <w:pPr>
+              <w:rPr>
+                <w:rFonts w:cstheme="minorHAnsi"/>
+              </w:rPr>
+            </w:pPr>
+            <w:r>
+              <w:rPr>
+                <w:rFonts w:cstheme="minorHAnsi"/>
+              </w:rPr>
+              <w:t>1</w:t>
+            </w:r>
+          </w:p>
+        </w:tc>
+        <w:tc>
+          <w:tcPr>
+            <w:tcW w:w="850" w:type="dxa"/>
+          </w:tcPr>
+          <w:p>
+            <w:pPr>
+              <w:rPr>
+                <w:rFonts w:cstheme="minorHAnsi"/>
+              </w:rPr>
+            </w:pPr>
+            <w:r>
+              <w:rPr>
+                <w:rFonts w:cstheme="minorHAnsi"/>
+              </w:rPr>
+              <w:t>1</w:t>
+            </w:r>
+          </w:p>
+        </w:tc>
+        <w:tc>
+          <w:tcPr>
+            <w:tcW w:w="988" w:type="dxa"/>
+          </w:tcPr>
+          <w:p>
+            <w:pPr>
+              <w:rPr>
+                <w:rFonts w:cstheme="minorHAnsi"/>
+              </w:rPr>
+            </w:pPr>
+          </w:p>
+        </w:tc>
+      </w:tr>
+      <w:tr>
+        <w:tc>
+          <w:tcPr>
+            <w:tcW w:w="850" w:type="dxa"/>
+          </w:tcPr>
+          <w:p>
+            <w:pPr>
+              <w:rPr>
+                <w:rFonts w:cstheme="minorHAnsi"/>
+              </w:rPr>
+            </w:pPr>
+            <w:r>
+              <w:rPr>
+                <w:rFonts w:cstheme="minorHAnsi"/>
+              </w:rPr>
+              <w:t>1</w:t>
+            </w:r>
+          </w:p>
+        </w:tc>
+        <w:tc>
+          <w:tcPr>
+            <w:tcW w:w="850" w:type="dxa"/>
+          </w:tcPr>
+          <w:p>
+            <w:pPr>
+              <w:rPr>
+                <w:rFonts w:cstheme="minorHAnsi"/>
+              </w:rPr>
+            </w:pPr>
+            <w:r>
+              <w:rPr>
+                <w:rFonts w:cstheme="minorHAnsi"/>
+              </w:rPr>
+              <w:t>0</w:t>
+            </w:r>
+          </w:p>
+        </w:tc>
+        <w:tc>
+          <w:tcPr>
+            <w:tcW w:w="850" w:type="dxa"/>
+          </w:tcPr>
+          <w:p>
+            <w:pPr>
+              <w:rPr>
+                <w:rFonts w:cstheme="minorHAnsi"/>
+              </w:rPr>
+            </w:pPr>
+            <w:r>
+              <w:rPr>
+                <w:rFonts w:cstheme="minorHAnsi"/>
+              </w:rPr>
+              <w:t>0</w:t>
+            </w:r>
+          </w:p>
+        </w:tc>
+        <w:tc>
+          <w:tcPr>
+            <w:tcW w:w="988" w:type="dxa"/>
+          </w:tcPr>
+          <w:p>
+            <w:pPr>
+              <w:rPr>
+                <w:rFonts w:cstheme="minorHAnsi"/>
+              </w:rPr>
+            </w:pPr>
+          </w:p>
+        </w:tc>
+      </w:tr>
+      <w:tr>
+        <w:tc>
+          <w:tcPr>
+            <w:tcW w:w="850" w:type="dxa"/>
+          </w:tcPr>
+          <w:p>
+            <w:pPr>
+              <w:rPr>
+                <w:rFonts w:cstheme="minorHAnsi"/>
+              </w:rPr>
+            </w:pPr>
+            <w:r>
+              <w:rPr>
+                <w:rFonts w:cstheme="minorHAnsi"/>
+              </w:rPr>
+              <w:t>1</w:t>
+            </w:r>
+          </w:p>
+        </w:tc>
+        <w:tc>
+          <w:tcPr>
+            <w:tcW w:w="850" w:type="dxa"/>
+          </w:tcPr>
+          <w:p>
+            <w:pPr>
+              <w:rPr>
+                <w:rFonts w:cstheme="minorHAnsi"/>
+              </w:rPr>
+            </w:pPr>
+            <w:r>
+              <w:rPr>
+                <w:rFonts w:cstheme="minorHAnsi"/>
+              </w:rPr>
+              <w:t>0</w:t>
+            </w:r>
+          </w:p>
+        </w:tc>
+        <w:tc>
+          <w:tcPr>
+            <w:tcW w:w="850" w:type="dxa"/>
+          </w:tcPr>
+          <w:p>
+            <w:pPr>
+              <w:rPr>
+                <w:rFonts w:cstheme="minorHAnsi"/>
+              </w:rPr>
+            </w:pPr>
+            <w:r>
+              <w:rPr>
+                <w:rFonts w:cstheme="minorHAnsi"/>
+              </w:rPr>
+              <w:t>1</w:t>
+            </w:r>
+          </w:p>
+        </w:tc>
+        <w:tc>
+          <w:tcPr>
+            <w:tcW w:w="988" w:type="dxa"/>
+          </w:tcPr>
+          <w:p>
+            <w:pPr>
+              <w:rPr>
+                <w:rFonts w:cstheme="minorHAnsi"/>
+              </w:rPr>
+            </w:pPr>
+          </w:p>
+        </w:tc>
+      </w:tr>
+      <w:tr>
+        <w:tc>
+          <w:tcPr>
+            <w:tcW w:w="850" w:type="dxa"/>
+          </w:tcPr>
+          <w:p>
+            <w:pPr>
+              <w:rPr>
+                <w:rFonts w:cstheme="minorHAnsi"/>
+              </w:rPr>
+            </w:pPr>
+            <w:r>
+              <w:rPr>
+                <w:rFonts w:cstheme="minorHAnsi"/>
+              </w:rPr>
+              <w:t>1</w:t>
+            </w:r>
+          </w:p>
+        </w:tc>
+        <w:tc>
+          <w:tcPr>
+            <w:tcW w:w="850" w:type="dxa"/>
+          </w:tcPr>
+          <w:p>
+            <w:pPr>
+              <w:rPr>
+                <w:rFonts w:cstheme="minorHAnsi"/>
+              </w:rPr>
+            </w:pPr>
+            <w:r>
+              <w:rPr>
+                <w:rFonts w:cstheme="minorHAnsi"/>
+              </w:rPr>
+              <w:t>1</w:t>
+            </w:r>
+          </w:p>
+        </w:tc>
+        <w:tc>
+          <w:tcPr>
+            <w:tcW w:w="850" w:type="dxa"/>
+          </w:tcPr>
+          <w:p>
+            <w:pPr>
+              <w:rPr>
+                <w:rFonts w:cstheme="minorHAnsi"/>
+              </w:rPr>
+            </w:pPr>
+            <w:r>
+              <w:rPr>
+                <w:rFonts w:cstheme="minorHAnsi"/>
+              </w:rPr>
+              <w:t>0</w:t>
+            </w:r>
+          </w:p>
+        </w:tc>
+        <w:tc>
+          <w:tcPr>
+            <w:tcW w:w="988" w:type="dxa"/>
+          </w:tcPr>
+          <w:p>
+            <w:pPr>
+              <w:rPr>
+                <w:rFonts w:cstheme="minorHAnsi"/>
+              </w:rPr>
+            </w:pPr>
+          </w:p>
+        </w:tc>
+      </w:tr>
+      <w:tr>
+        <w:tc>
+          <w:tcPr>
+            <w:tcW w:w="850" w:type="dxa"/>
+          </w:tcPr>
+          <w:p>
+            <w:pPr>
+              <w:rPr>
+                <w:rFonts w:cstheme="minorHAnsi"/>
+              </w:rPr>
+            </w:pPr>
+            <w:r>
+              <w:rPr>
+                <w:rFonts w:cstheme="minorHAnsi"/>
+              </w:rPr>
+              <w:t>1</w:t>
+            </w:r>
+          </w:p>
+        </w:tc>
+        <w:tc>
+          <w:tcPr>
+            <w:tcW w:w="850" w:type="dxa"/>
+          </w:tcPr>
+          <w:p>
+            <w:pPr>
+              <w:rPr>
+                <w:rFonts w:cstheme="minorHAnsi"/>
+              </w:rPr>
+            </w:pPr>
+            <w:r>
+              <w:rPr>
+                <w:rFonts w:cstheme="minorHAnsi"/>
+              </w:rPr>
+              <w:t>1</w:t>
+            </w:r>
+          </w:p>
+        </w:tc>
+        <w:tc>
+          <w:tcPr>
+            <w:tcW w:w="850" w:type="dxa"/>
+          </w:tcPr>
+          <w:p>
+            <w:pPr>
+              <w:rPr>
+                <w:rFonts w:cstheme="minorHAnsi"/>
+              </w:rPr>
+            </w:pPr>
+            <w:r>
+              <w:rPr>
+                <w:rFonts w:cstheme="minorHAnsi"/>
+              </w:rPr>
+              <w:t>1</w:t>
+            </w:r>
+          </w:p>
+        </w:tc>
+        <w:tc>
+          <w:tcPr>
+            <w:tcW w:w="988" w:type="dxa"/>
+          </w:tcPr>
+          <w:p>
+            <w:pPr>
+              <w:rPr>
+                <w:rFonts w:cstheme="minorHAnsi"/>
+              </w:rPr>
+            </w:pPr>
+          </w:p>
+        </w:tc>
+      </w:tr>
+    </w:tbl>
+    <w:p>
+      <w:pPr>
+        <w:spacing w:after="160" w:line="259" w:lineRule="auto"/>
+        <w:ind w:left="0" w:firstLine="0"/>
+      </w:pPr>
+      <w:r>
+        <w:rPr>
+          <w:noProof/>
+        </w:rPr>
+        <w:drawing>
+          <wp:anchor distT="0" distB="0" distL="114300" distR="114300" simplePos="0" relativeHeight="251665408" behindDoc="0" locked="0" layoutInCell="1" allowOverlap="1" wp14:anchorId="413DB137" wp14:editId="76C4627E">
+            <wp:simplePos x="0" y="0"/>
+            <wp:positionH relativeFrom="column">
+              <wp:posOffset>371420</wp:posOffset>
+            </wp:positionH>
+            <wp:positionV relativeFrom="paragraph">
+              <wp:posOffset>9801</wp:posOffset>
+            </wp:positionV>
+            <wp:extent cx="2481943" cy="3110019"/>
+            <wp:effectExtent l="0" t="0" r="0" b="0"/>
+            <wp:wrapNone/>
+            <wp:docPr id="121527409" name="Picture 4"/>
+            <wp:cNvGraphicFramePr>
+              <a:graphicFrameLocks xmlns:a="http://schemas.openxmlformats.org/drawingml/2006/main" noChangeAspect="1"/>
+            </wp:cNvGraphicFramePr>
+            <a:graphic xmlns:a="http://schemas.openxmlformats.org/drawingml/2006/main">
+              <a:graphicData uri="http://schemas.openxmlformats.org/drawingml/2006/picture">
+                <pic:pic xmlns:pic="http://schemas.openxmlformats.org/drawingml/2006/picture">
+                  <pic:nvPicPr>
+                    <pic:cNvPr id="0" name="Picture 4"/>
+                    <pic:cNvPicPr>
+                      <a:picLocks noChangeAspect="1" noChangeArrowheads="1"/>
+                    </pic:cNvPicPr>
+                  </pic:nvPicPr>
+                  <pic:blipFill>
+                    <a:blip r:embed="rId11">
+                      <a:extLst>
+                        <a:ext uri="{28A0092B-C50C-407E-A947-70E740481C1C}">
+                          <a14:useLocalDpi xmlns:a14="http://schemas.microsoft.com/office/drawing/2010/main" val="0"/>
+                        </a:ext>
+                      </a:extLst>
+                    </a:blip>
+                    <a:srcRect/>
+                    <a:stretch>
+                      <a:fillRect/>
+                    </a:stretch>
+                  </pic:blipFill>
+                  <pic:spPr bwMode="auto">
+                    <a:xfrm>
+                      <a:off x="0" y="0"/>
+                      <a:ext cx="2481943" cy="3110019"/>
+                    </a:xfrm>
+                    <a:prstGeom prst="rect">
+                      <a:avLst/>
+                    </a:prstGeom>
+                    <a:noFill/>
+                    <a:ln>
+                      <a:noFill/>
+                    </a:ln>
+                  </pic:spPr>
+                </pic:pic>
+              </a:graphicData>
+            </a:graphic>
+            <wp14:sizeRelH relativeFrom="margin">
+              <wp14:pctWidth>0</wp14:pctWidth>
+            </wp14:sizeRelH>
+            <wp14:sizeRelV relativeFrom="margin">
+              <wp14:pctHeight>0</wp14:pctHeight>
+            </wp14:sizeRelV>
+          </wp:anchor>
+        </w:drawing>
+      </w:r>
+    </w:p>
+    <w:p>
+      <w:pPr>
+        <w:spacing w:after="160" w:line="259" w:lineRule="auto"/>
+        <w:ind w:left="0" w:firstLine="0"/>
+      </w:pPr>
+    </w:p>
+    <w:p>
+      <w:pPr>
+        <w:spacing w:after="160" w:line="259" w:lineRule="auto"/>
+        <w:ind w:left="0" w:firstLine="0"/>
+      </w:pPr>
+    </w:p>
+    <w:p>
+      <w:pPr>
+        <w:spacing w:after="160" w:line="259" w:lineRule="auto"/>
+        <w:ind w:left="0" w:firstLine="0"/>
+      </w:pPr>
+    </w:p>
+    <w:p>
+      <w:pPr>
+        <w:spacing w:after="160" w:line="259" w:lineRule="auto"/>
+        <w:ind w:left="0" w:firstLine="0"/>
+      </w:pPr>
+    </w:p>
+    <w:p>
+      <w:pPr>
+        <w:spacing w:after="160" w:line="259" w:lineRule="auto"/>
+        <w:ind w:left="0" w:firstLine="0"/>
+      </w:pPr>
+    </w:p>
+    <w:p>
+      <w:pPr>
+        <w:spacing w:after="160" w:line="259" w:lineRule="auto"/>
+        <w:ind w:left="0" w:firstLine="0"/>
+      </w:pPr>
+    </w:p>
+    <w:p>
+      <w:pPr>
+        <w:spacing w:after="160" w:line="259" w:lineRule="auto"/>
+        <w:ind w:left="0" w:firstLine="0"/>
+      </w:pPr>
+    </w:p>
+    <w:p>
+      <w:pPr>
+        <w:spacing w:after="160" w:line="259" w:lineRule="auto"/>
+        <w:ind w:left="0" w:firstLine="0"/>
+      </w:pPr>
+    </w:p>
+    <w:p>
+      <w:pPr>
+        <w:spacing w:after="160" w:line="259" w:lineRule="auto"/>
+        <w:ind w:left="0" w:firstLine="0"/>
+      </w:pPr>
+    </w:p>
+    <w:p>
+      <w:pPr>
+        <w:spacing w:after="160" w:line="259" w:lineRule="auto"/>
+        <w:ind w:left="0" w:firstLine="0"/>
+      </w:pPr>
+    </w:p>
+    <w:p>
+      <w:pPr>
+        <w:spacing w:after="160" w:line="259" w:lineRule="auto"/>
+        <w:ind w:left="0" w:firstLine="0"/>
+      </w:pPr>
+      <w:r>
+        <w:br w:type="page"/>
+      </w:r>
+    </w:p>
+    <w:p>
+      <w:pPr>
+        <w:spacing w:after="160" w:line="259" w:lineRule="auto"/>
+        <w:ind w:left="0" w:firstLine="0"/>
+      </w:pPr>
+    </w:p>
+    <w:p>
+      <w:pPr>
+        <w:ind w:left="0" w:firstLine="0"/>
+        <w:rPr>
+          <w:rFonts w:asciiTheme="minorHAnsi" w:hAnsiTheme="minorHAnsi" w:cstheme="minorHAnsi"/>
+          <w:sz w:val="36"/>
+          <w:szCs w:val="36"/>
+        </w:rPr>
+      </w:pPr>
+      <w:r>
+        <w:rPr>
+          <w:rFonts w:asciiTheme="minorHAnsi" w:hAnsiTheme="minorHAnsi" w:cstheme="minorHAnsi"/>
+          <w:sz w:val="36"/>
+          <w:szCs w:val="36"/>
+        </w:rPr>
+        <w:t>Practical Application - Half Bridge circuit with bootstrap capacitor</w:t>
+      </w:r>
+    </w:p>
+    <w:p>
+      <w:pPr>
+        <w:ind w:left="0" w:firstLine="0"/>
+      </w:pPr>
+    </w:p>
+    <w:p>
+      <w:pPr>
+        <w:ind w:left="0" w:firstLine="0"/>
+      </w:pPr>
+      <w:r>
+        <w:t xml:space="preserve">The following circuit allows a low </w:t>
+      </w:r>
+      <w:r>
+        <w:t>voltage</w:t>
+      </w:r>
+      <w:r>
+        <w:t xml:space="preserve"> signal, modeled as the 3V, 100Hz square wave in the schematic, to control a high voltage, high power load, modeled as the 100Ω resistor</w:t>
+      </w:r>
+      <w:r>
+        <w:t xml:space="preserve"> using just NMOS </w:t>
+      </w:r>
+      <w:r>
+        <w:t xml:space="preserve">(2N7002) </w:t>
+      </w:r>
+      <w:r>
+        <w:t>devices in a half bridge configuration</w:t>
+      </w:r>
+      <w:r>
+        <w:t xml:space="preserve">.  </w:t>
+      </w:r>
+      <w:r>
+        <w:t xml:space="preserve">To </w:t>
+      </w:r>
+      <w:r>
+        <w:t xml:space="preserve">understand how the </w:t>
+      </w:r>
+      <w:r>
+        <w:t>c</w:t>
+      </w:r>
+      <w:r>
+        <w:t>ircuit accomplishes this, work through the following questions.</w:t>
+      </w:r>
+    </w:p>
+    <w:p>
+      <w:pPr>
+        <w:ind w:left="0" w:firstLine="0"/>
+      </w:pPr>
+      <w:r>
+        <w:drawing>
+          <wp:inline distT="0" distB="0" distL="0" distR="0" wp14:anchorId="0E1AB031" wp14:editId="12A7BE73">
+            <wp:extent cx="5946140" cy="4601845"/>
+            <wp:effectExtent l="0" t="0" r="0" b="8255"/>
+            <wp:docPr id="1188399866" name="Picture 1"/>
+            <wp:cNvGraphicFramePr>
+              <a:graphicFrameLocks xmlns:a="http://schemas.openxmlformats.org/drawingml/2006/main" noChangeAspect="1"/>
+            </wp:cNvGraphicFramePr>
+            <a:graphic xmlns:a="http://schemas.openxmlformats.org/drawingml/2006/main">
+              <a:graphicData uri="http://schemas.openxmlformats.org/drawingml/2006/picture">
+                <pic:pic xmlns:pic="http://schemas.openxmlformats.org/drawingml/2006/picture">
+                  <pic:nvPicPr>
+                    <pic:cNvPr id="1188399866" name=""/>
+                    <pic:cNvPicPr/>
+                  </pic:nvPicPr>
+                  <pic:blipFill>
+                    <a:blip r:embed="rId12"/>
+                    <a:stretch>
+                      <a:fillRect/>
+                    </a:stretch>
+                  </pic:blipFill>
+                  <pic:spPr>
+                    <a:xfrm>
+                      <a:off x="0" y="0"/>
+                      <a:ext cx="5946140" cy="4601845"/>
+                    </a:xfrm>
+                    <a:prstGeom prst="rect">
+                      <a:avLst/>
+                    </a:prstGeom>
+                  </pic:spPr>
+                </pic:pic>
+              </a:graphicData>
+            </a:graphic>
+          </wp:inline>
+        </w:drawing>
+      </w:r>
+    </w:p>
+    <w:p>
+      <w:pPr>
         <w:rPr>
           <w:rFonts w:asciiTheme="majorHAnsi" w:hAnsiTheme="majorHAnsi" w:cstheme="majorHAnsi"/>
           <w:b/>
@@ -3232,9 +4438,189 @@
         </w:rPr>
       </w:pPr>
       <w:r>
-        <w:t>Do MOSFETs Q2 and Q3 act more like open switches (allowing no current to flow) or closed switches (allowing current to flow)?</w:t>
+        <w:rPr>
+          <w:b/>
+          <w:bCs/>
+          <w:noProof/>
+        </w:rPr>
+        <mc:AlternateContent>
+          <mc:Choice Requires="wps">
+            <w:drawing>
+              <wp:anchor distT="45720" distB="45720" distL="114300" distR="114300" simplePos="0" relativeHeight="251659264" behindDoc="0" locked="0" layoutInCell="1" allowOverlap="1" wp14:anchorId="2380AE7B" wp14:editId="17FB0E55">
+                <wp:simplePos x="0" y="0"/>
+                <wp:positionH relativeFrom="margin">
+                  <wp:align>center</wp:align>
+                </wp:positionH>
+                <wp:positionV relativeFrom="paragraph">
+                  <wp:posOffset>428625</wp:posOffset>
+                </wp:positionV>
+                <wp:extent cx="5295900" cy="1404620"/>
+                <wp:effectExtent l="0" t="0" r="19050" b="24765"/>
+                <wp:wrapSquare wrapText="bothSides"/>
+                <wp:docPr id="217" name="Text Box 2"/>
+                <wp:cNvGraphicFramePr>
+                  <a:graphicFrameLocks xmlns:a="http://schemas.openxmlformats.org/drawingml/2006/main"/>
+                </wp:cNvGraphicFramePr>
+                <a:graphic xmlns:a="http://schemas.openxmlformats.org/drawingml/2006/main">
+                  <a:graphicData uri="http://schemas.microsoft.com/office/word/2010/wordprocessingShape">
+                    <wps:wsp>
+                      <wps:cNvSpPr txBox="1">
+                        <a:spLocks noChangeArrowheads="1"/>
+                      </wps:cNvSpPr>
+                      <wps:spPr bwMode="auto">
+                        <a:xfrm>
+                          <a:off x="0" y="0"/>
+                          <a:ext cx="5295900" cy="1404620"/>
+                        </a:xfrm>
+                        <a:prstGeom prst="rect">
+                          <a:avLst/>
+                        </a:prstGeom>
+                        <a:solidFill>
+                          <a:srgbClr val="FFFFFF"/>
+                        </a:solidFill>
+                        <a:ln w="9525">
+                          <a:solidFill>
+                            <a:srgbClr val="000000"/>
+                          </a:solidFill>
+                          <a:miter lim="800000"/>
+                          <a:headEnd/>
+                          <a:tailEnd/>
+                        </a:ln>
+                      </wps:spPr>
+                      <wps:txbx>
+                        <w:txbxContent>
+                          <w:p/>
+                        </w:txbxContent>
+                      </wps:txbx>
+                      <wps:bodyPr rot="0" vert="horz" wrap="square" lIns="91440" tIns="45720" rIns="91440" bIns="45720" anchor="t" anchorCtr="0">
+                        <a:spAutoFit/>
+                      </wps:bodyPr>
+                    </wps:wsp>
+                  </a:graphicData>
+                </a:graphic>
+                <wp14:sizeRelH relativeFrom="margin">
+                  <wp14:pctWidth>0</wp14:pctWidth>
+                </wp14:sizeRelH>
+                <wp14:sizeRelV relativeFrom="margin">
+                  <wp14:pctHeight>20000</wp14:pctHeight>
+                </wp14:sizeRelV>
+              </wp:anchor>
+            </w:drawing>
+          </mc:Choice>
+          <mc:Fallback>
+            <w:pict>
+              <v:shape w14:anchorId="2380AE7B" id="_x0000_s1028" type="#_x0000_t202" style="position:absolute;left:0;text-align:left;margin-left:0;margin-top:33.75pt;width:417pt;height:110.6pt;z-index:251659264;visibility:visible;mso-wrap-style:square;mso-width-percent:0;mso-height-percent:200;mso-wrap-distance-left:9pt;mso-wrap-distance-top:3.6pt;mso-wrap-distance-right:9pt;mso-wrap-distance-bottom:3.6pt;mso-position-horizontal:center;mso-position-horizontal-relative:margin;mso-position-vertical:absolute;mso-position-vertical-relative:text;mso-width-percent:0;mso-height-percent:200;mso-width-relative:margin;mso-height-relative:margin;v-text-anchor:top" o:gfxdata="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">
+                <v:textbox style="mso-fit-shape-to-text:t">
+                  <w:txbxContent>
+                    <w:p/>
+                  </w:txbxContent>
+                </v:textbox>
+                <w10:wrap type="square" anchorx="margin"/>
+              </v:shape>
+            </w:pict>
+          </mc:Fallback>
+        </mc:AlternateContent>
+      </w:r>
+      <w:r>
+        <w:t xml:space="preserve">Do MOSFETs </w:t>
+      </w:r>
+      <w:r>
+        <w:t>U</w:t>
+      </w:r>
+      <w:r>
+        <w:t xml:space="preserve">2 and </w:t>
+      </w:r>
+      <w:r>
+        <w:t>U</w:t>
+      </w:r>
+      <w:r>
+        <w:t>3 act more like open switches (allowing no current to flow) or closed switches (allowing current to flow)?</w:t>
       </w:r>
     </w:p>
+    <w:p>
+      <w:pPr>
+        <w:rPr>
+          <w:b/>
+          <w:bCs/>
+        </w:rPr>
+      </w:pPr>
+    </w:p>
+    <w:p>
+      <w:pPr>
+        <w:rPr>
+          <w:b/>
+          <w:bCs/>
+        </w:rPr>
+      </w:pPr>
+    </w:p>
+    <w:tbl>
+      <w:tblPr>
+        <w:tblStyle w:val="TableGrid"/>
+        <w:tblpPr w:leftFromText="180" w:rightFromText="180" w:vertAnchor="page" w:horzAnchor="page" w:tblpX="7961" w:tblpY="1617"/>
+        <w:tblW w:w="0" w:type="auto"/>
+        <w:tblLook w:val="04A0" w:firstRow="1" w:lastRow="0" w:firstColumn="1" w:lastColumn="0" w:noHBand="0" w:noVBand="1"/>
+      </w:tblPr>
+      <w:tblGrid>
+        <w:gridCol w:w="1795"/>
+      </w:tblGrid>
+      <w:tr>
+        <w:trPr>
+          <w:trHeight w:val="288"/>
+        </w:trPr>
+        <w:tc>
+          <w:tcPr>
+            <w:tcW w:w="1795" w:type="dxa"/>
+          </w:tcPr>
+          <w:p>
+            <w:pPr>
+              <w:ind w:left="0" w:firstLine="0"/>
+              <w:rPr>
+                <w:sz w:val="16"/>
+                <w:szCs w:val="16"/>
+              </w:rPr>
+            </w:pPr>
+          </w:p>
+        </w:tc>
+      </w:tr>
+      <w:tr>
+        <w:trPr>
+          <w:trHeight w:val="288"/>
+        </w:trPr>
+        <w:tc>
+          <w:tcPr>
+            <w:tcW w:w="1795" w:type="dxa"/>
+          </w:tcPr>
+          <w:p>
+            <w:pPr>
+              <w:ind w:left="0" w:firstLine="0"/>
+              <w:rPr>
+                <w:sz w:val="16"/>
+                <w:szCs w:val="16"/>
+              </w:rPr>
+            </w:pPr>
+          </w:p>
+        </w:tc>
+      </w:tr>
+      <w:tr>
+        <w:trPr>
+          <w:trHeight w:val="288"/>
+        </w:trPr>
+        <w:tc>
+          <w:tcPr>
+            <w:tcW w:w="1795" w:type="dxa"/>
+          </w:tcPr>
+          <w:p>
+            <w:pPr>
+              <w:ind w:left="0" w:firstLine="0"/>
+              <w:rPr>
+                <w:sz w:val="16"/>
+                <w:szCs w:val="16"/>
+              </w:rPr>
+            </w:pPr>
+          </w:p>
+        </w:tc>
+      </w:tr>
+    </w:tbl>
     <w:p>
       <w:pPr>
         <w:pStyle w:val="ListParagraph"/>
@@ -3244,7 +4630,13 @@
         </w:numPr>
       </w:pPr>
       <w:r>
-        <w:t>Assume MOSFET Q3 is acting like a closed switch</w:t>
+        <w:t xml:space="preserve">Assume MOSFET </w:t>
+      </w:r>
+      <w:r>
+        <w:t>U</w:t>
+      </w:r>
+      <w:r>
+        <w:t>3 is acting like a closed switch</w:t>
       </w:r>
     </w:p>
     <w:p>
@@ -3260,7 +4652,13 @@
         </w:rPr>
       </w:pPr>
       <w:r>
-        <w:t xml:space="preserve">What is the gate voltage of MOSFET Q1?  </w:t>
+        <w:t xml:space="preserve">What is the gate voltage of MOSFET </w:t>
+      </w:r>
+      <w:r>
+        <w:t>U</w:t>
+      </w:r>
+      <w:r>
+        <w:t xml:space="preserve">1?  </w:t>
       </w:r>
       <w:r>
         <w:tab/>
@@ -3287,7 +4685,13 @@
         <w:t>gs</w:t>
       </w:r>
       <w:r>
-        <w:t xml:space="preserve"> of Q1 ever be greater than V</w:t>
+        <w:t xml:space="preserve"> of </w:t>
+      </w:r>
+      <w:r>
+        <w:t>U</w:t>
+      </w:r>
+      <w:r>
+        <w:t>1 ever be greater than V</w:t>
       </w:r>
       <w:r>
         <w:rPr>
@@ -3317,7 +4721,13 @@
         </w:numPr>
       </w:pPr>
       <w:r>
-        <w:t>Does Q1 act like an open switch or closed switch?</w:t>
+        <w:t xml:space="preserve">Does </w:t>
+      </w:r>
+      <w:r>
+        <w:t>U</w:t>
+      </w:r>
+      <w:r>
+        <w:t>1 act like an open switch or closed switch?</w:t>
       </w:r>
       <w:r>
         <w:tab/>
@@ -3339,6 +4749,90 @@
           <w:numId w:val="27"/>
         </w:numPr>
       </w:pPr>
+      <w:r>
+        <w:rPr>
+          <w:b/>
+          <w:bCs/>
+          <w:noProof/>
+        </w:rPr>
+        <mc:AlternateContent>
+          <mc:Choice Requires="wps">
+            <w:drawing>
+              <wp:anchor distT="45720" distB="45720" distL="114300" distR="114300" simplePos="0" relativeHeight="251661312" behindDoc="0" locked="0" layoutInCell="1" allowOverlap="1" wp14:anchorId="48CE4F5D" wp14:editId="02F8AFF9">
+                <wp:simplePos x="0" y="0"/>
+                <wp:positionH relativeFrom="margin">
+                  <wp:posOffset>4282289</wp:posOffset>
+                </wp:positionH>
+                <wp:positionV relativeFrom="paragraph">
+                  <wp:posOffset>5834</wp:posOffset>
+                </wp:positionV>
+                <wp:extent cx="995680" cy="1404620"/>
+                <wp:effectExtent l="0" t="0" r="13970" b="24765"/>
+                <wp:wrapSquare wrapText="bothSides"/>
+                <wp:docPr id="988699344" name="Text Box 2"/>
+                <wp:cNvGraphicFramePr>
+                  <a:graphicFrameLocks xmlns:a="http://schemas.openxmlformats.org/drawingml/2006/main"/>
+                </wp:cNvGraphicFramePr>
+                <a:graphic xmlns:a="http://schemas.openxmlformats.org/drawingml/2006/main">
+                  <a:graphicData uri="http://schemas.microsoft.com/office/word/2010/wordprocessingShape">
+                    <wps:wsp>
+                      <wps:cNvSpPr txBox="1">
+                        <a:spLocks noChangeArrowheads="1"/>
+                      </wps:cNvSpPr>
+                      <wps:spPr bwMode="auto">
+                        <a:xfrm>
+                          <a:off x="0" y="0"/>
+                          <a:ext cx="995680" cy="1404620"/>
+                        </a:xfrm>
+                        <a:prstGeom prst="rect">
+                          <a:avLst/>
+                        </a:prstGeom>
+                        <a:solidFill>
+                          <a:srgbClr val="FFFFFF"/>
+                        </a:solidFill>
+                        <a:ln w="9525">
+                          <a:solidFill>
+                            <a:srgbClr val="000000"/>
+                          </a:solidFill>
+                          <a:miter lim="800000"/>
+                          <a:headEnd/>
+                          <a:tailEnd/>
+                        </a:ln>
+                      </wps:spPr>
+                      <wps:txbx>
+                        <w:txbxContent>
+                          <w:p/>
+                        </w:txbxContent>
+                      </wps:txbx>
+                      <wps:bodyPr rot="0" vert="horz" wrap="square" lIns="91440" tIns="45720" rIns="91440" bIns="45720" anchor="t" anchorCtr="0">
+                        <a:spAutoFit/>
+                      </wps:bodyPr>
+                    </wps:wsp>
+                  </a:graphicData>
+                </a:graphic>
+                <wp14:sizeRelH relativeFrom="margin">
+                  <wp14:pctWidth>0</wp14:pctWidth>
+                </wp14:sizeRelH>
+                <wp14:sizeRelV relativeFrom="margin">
+                  <wp14:pctHeight>20000</wp14:pctHeight>
+                </wp14:sizeRelV>
+              </wp:anchor>
+            </w:drawing>
+          </mc:Choice>
+          <mc:Fallback>
+            <w:pict>
+              <v:shape w14:anchorId="48CE4F5D" id="_x0000_s1029" type="#_x0000_t202" style="position:absolute;left:0;text-align:left;margin-left:337.2pt;margin-top:.45pt;width:78.4pt;height:110.6pt;z-index:251661312;visibility:visible;mso-wrap-style:square;mso-width-percent:0;mso-height-percent:200;mso-wrap-distance-left:9pt;mso-wrap-distance-top:3.6pt;mso-wrap-distance-right:9pt;mso-wrap-distance-bottom:3.6pt;mso-position-horizontal:absolute;mso-position-horizontal-relative:margin;mso-position-vertical:absolute;mso-position-vertical-relative:text;mso-width-percent:0;mso-height-percent:200;mso-width-relative:margin;mso-height-relative:margin;v-text-anchor:top" o:gfxdata="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">
+                <v:textbox style="mso-fit-shape-to-text:t">
+                  <w:txbxContent>
+                    <w:p/>
+                  </w:txbxContent>
+                </v:textbox>
+                <w10:wrap type="square" anchorx="margin"/>
+              </v:shape>
+            </w:pict>
+          </mc:Fallback>
+        </mc:AlternateContent>
+      </w:r>
       <w:r>
         <w:t>After a short delay, what will be the voltage across the 10nF capacitor.  For simplicity, assume an ideal diode model.</w:t>
       </w:r>
@@ -3391,7 +4885,111 @@
         </w:rPr>
       </w:pPr>
       <w:r>
-        <w:t>Do MOSFETs Q2 and Q3 act more like open switches (allowing no current to flow) or closed switches (allowing current to flow)?</w:t>
+        <w:t xml:space="preserve">Do MOSFETs </w:t>
+      </w:r>
+      <w:r>
+        <w:t>U</w:t>
+      </w:r>
+      <w:r>
+        <w:t xml:space="preserve">2 and </w:t>
+      </w:r>
+      <w:r>
+        <w:t>U</w:t>
+      </w:r>
+      <w:r>
+        <w:t>3 act more like open switches (allowing no current to flow) or closed switches (allowing current to flow)?</w:t>
+      </w:r>
+    </w:p>
+    <w:p>
+      <w:pPr>
+        <w:rPr>
+          <w:b/>
+          <w:bCs/>
+        </w:rPr>
+      </w:pPr>
+      <w:r>
+        <w:rPr>
+          <w:b/>
+          <w:bCs/>
+          <w:noProof/>
+        </w:rPr>
+        <mc:AlternateContent>
+          <mc:Choice Requires="wps">
+            <w:drawing>
+              <wp:anchor distT="45720" distB="45720" distL="114300" distR="114300" simplePos="0" relativeHeight="251663360" behindDoc="0" locked="0" layoutInCell="1" allowOverlap="1" wp14:anchorId="56667606" wp14:editId="24B1CD1B">
+                <wp:simplePos x="0" y="0"/>
+                <wp:positionH relativeFrom="margin">
+                  <wp:align>left</wp:align>
+                </wp:positionH>
+                <wp:positionV relativeFrom="paragraph">
+                  <wp:posOffset>4848</wp:posOffset>
+                </wp:positionV>
+                <wp:extent cx="5295900" cy="1404620"/>
+                <wp:effectExtent l="0" t="0" r="19050" b="24765"/>
+                <wp:wrapSquare wrapText="bothSides"/>
+                <wp:docPr id="1360212117" name="Text Box 2"/>
+                <wp:cNvGraphicFramePr>
+                  <a:graphicFrameLocks xmlns:a="http://schemas.openxmlformats.org/drawingml/2006/main"/>
+                </wp:cNvGraphicFramePr>
+                <a:graphic xmlns:a="http://schemas.openxmlformats.org/drawingml/2006/main">
+                  <a:graphicData uri="http://schemas.microsoft.com/office/word/2010/wordprocessingShape">
+                    <wps:wsp>
+                      <wps:cNvSpPr txBox="1">
+                        <a:spLocks noChangeArrowheads="1"/>
+                      </wps:cNvSpPr>
+                      <wps:spPr bwMode="auto">
+                        <a:xfrm>
+                          <a:off x="0" y="0"/>
+                          <a:ext cx="5295900" cy="1404620"/>
+                        </a:xfrm>
+                        <a:prstGeom prst="rect">
+                          <a:avLst/>
+                        </a:prstGeom>
+                        <a:solidFill>
+                          <a:srgbClr val="FFFFFF"/>
+                        </a:solidFill>
+                        <a:ln w="9525">
+                          <a:solidFill>
+                            <a:srgbClr val="000000"/>
+                          </a:solidFill>
+                          <a:miter lim="800000"/>
+                          <a:headEnd/>
+                          <a:tailEnd/>
+                        </a:ln>
+                      </wps:spPr>
+                      <wps:txbx>
+                        <w:txbxContent>
+                          <w:p/>
+                        </w:txbxContent>
+                      </wps:txbx>
+                      <wps:bodyPr rot="0" vert="horz" wrap="square" lIns="91440" tIns="45720" rIns="91440" bIns="45720" anchor="t" anchorCtr="0">
+                        <a:spAutoFit/>
+                      </wps:bodyPr>
+                    </wps:wsp>
+                  </a:graphicData>
+                </a:graphic>
+                <wp14:sizeRelH relativeFrom="margin">
+                  <wp14:pctWidth>0</wp14:pctWidth>
+                </wp14:sizeRelH>
+                <wp14:sizeRelV relativeFrom="margin">
+                  <wp14:pctHeight>20000</wp14:pctHeight>
+                </wp14:sizeRelV>
+              </wp:anchor>
+            </w:drawing>
+          </mc:Choice>
+          <mc:Fallback>
+            <w:pict>
+              <v:shape w14:anchorId="56667606" id="_x0000_s1030" type="#_x0000_t202" style="position:absolute;left:0;text-align:left;margin-left:0;margin-top:.4pt;width:417pt;height:110.6pt;z-index:251663360;visibility:visible;mso-wrap-style:square;mso-width-percent:0;mso-height-percent:200;mso-wrap-distance-left:9pt;mso-wrap-distance-top:3.6pt;mso-wrap-distance-right:9pt;mso-wrap-distance-bottom:3.6pt;mso-position-horizontal:left;mso-position-horizontal-relative:margin;mso-position-vertical:absolute;mso-position-vertical-relative:text;mso-width-percent:0;mso-height-percent:200;mso-width-relative:margin;mso-height-relative:margin;v-text-anchor:top" o:gfxdata="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">
+                <v:textbox style="mso-fit-shape-to-text:t">
+                  <w:txbxContent>
+                    <w:p/>
+                  </w:txbxContent>
+                </v:textbox>
+                <w10:wrap type="square" anchorx="margin"/>
+              </v:shape>
+            </w:pict>
+          </mc:Fallback>
+        </mc:AlternateContent>
       </w:r>
     </w:p>
     <w:p>
@@ -3403,9 +5001,59 @@
         </w:numPr>
       </w:pPr>
       <w:r>
-        <w:t>Assume MOSFET Q3 is acting like an open switch and that the 10nF is fully charge from a period where Vin was 3V</w:t>
+        <w:t xml:space="preserve">Assume MOSFET </w:t>
+      </w:r>
+      <w:r>
+        <w:t>U</w:t>
+      </w:r>
+      <w:r>
+        <w:t xml:space="preserve">3 is acting like an open switch and that the 10nF is fully </w:t>
+      </w:r>
+      <w:r>
+        <w:t>charged</w:t>
+      </w:r>
+      <w:r>
+        <w:t xml:space="preserve"> from a period where Vin was 3V</w:t>
       </w:r>
     </w:p>
+    <w:tbl>
+      <w:tblPr>
+        <w:tblStyle w:val="TableGrid"/>
+        <w:tblpPr w:leftFromText="180" w:rightFromText="180" w:vertAnchor="text" w:horzAnchor="page" w:tblpX="8206" w:tblpY="43"/>
+        <w:tblW w:w="0" w:type="auto"/>
+        <w:tblLook w:val="04A0" w:firstRow="1" w:lastRow="0" w:firstColumn="1" w:lastColumn="0" w:noHBand="0" w:noVBand="1"/>
+      </w:tblPr>
+      <w:tblGrid>
+        <w:gridCol w:w="1615"/>
+      </w:tblGrid>
+      <w:tr>
+        <w:tc>
+          <w:tcPr>
+            <w:tcW w:w="1615" w:type="dxa"/>
+          </w:tcPr>
+          <w:p>
+            <w:pPr>
+              <w:ind w:left="0" w:firstLine="0"/>
+            </w:pPr>
+          </w:p>
+        </w:tc>
+      </w:tr>
+      <w:tr>
+        <w:trPr>
+          <w:trHeight w:val="571"/>
+        </w:trPr>
+        <w:tc>
+          <w:tcPr>
+            <w:tcW w:w="1615" w:type="dxa"/>
+          </w:tcPr>
+          <w:p>
+            <w:pPr>
+              <w:ind w:left="0" w:firstLine="0"/>
+            </w:pPr>
+          </w:p>
+        </w:tc>
+      </w:tr>
+    </w:tbl>
     <w:p>
       <w:pPr>
         <w:pStyle w:val="ListParagraph"/>
@@ -3428,7 +5076,26 @@
         <w:t>gs</w:t>
       </w:r>
       <w:r>
-        <w:t xml:space="preserve"> for MOSFET Q1?  Hint the answer is dictated by the voltage stored on the 10nF capacitor.</w:t>
+        <w:t xml:space="preserve"> for MOSFET </w:t>
+      </w:r>
+      <w:r>
+        <w:t>U</w:t>
+      </w:r>
+      <w:r>
+        <w:t xml:space="preserve">1?  Hint the answer is </w:t>
+      </w:r>
+    </w:p>
+    <w:p>
+      <w:pPr>
+        <w:pStyle w:val="ListParagraph"/>
+        <w:ind w:left="1440" w:firstLine="0"/>
+        <w:rPr>
+          <w:b/>
+          <w:bCs/>
+        </w:rPr>
+      </w:pPr>
+      <w:r>
+        <w:t>dictated by the voltage stored on the 10nF capacitor.</w:t>
       </w:r>
       <w:r>
         <w:tab/>
@@ -3456,7 +5123,13 @@
         </w:numPr>
       </w:pPr>
       <w:r>
-        <w:t>Does Q1 act like an open switch or closed switch?</w:t>
+        <w:t xml:space="preserve">Does </w:t>
+      </w:r>
+      <w:r>
+        <w:t>U</w:t>
+      </w:r>
+      <w:r>
+        <w:t>1 act like an open switch or closed switch?</w:t>
       </w:r>
       <w:r>
         <w:tab/>
@@ -3479,9 +5152,65 @@
         </w:numPr>
       </w:pPr>
       <w:r>
-        <w:t xml:space="preserve">The charge on the top plate of the capacitor flow could flow </w:t>
+        <w:t>The charge on the top plate of the capacitor flow could flow</w:t>
+      </w:r>
+      <w:r>
+        <w:t xml:space="preserve"> in each of the following three ways.</w:t>
+      </w:r>
+      <w:r>
+        <w:t xml:space="preserve"> </w:t>
+      </w:r>
+      <w:r>
+        <w:t>In each case, explain why no charge will flow off the top plate of the capacitor.</w:t>
       </w:r>
     </w:p>
+    <w:tbl>
+      <w:tblPr>
+        <w:tblStyle w:val="TableGrid"/>
+        <w:tblpPr w:leftFromText="180" w:rightFromText="180" w:vertAnchor="text" w:horzAnchor="page" w:tblpX="7428" w:tblpY="13"/>
+        <w:tblW w:w="0" w:type="auto"/>
+        <w:tblLook w:val="04A0" w:firstRow="1" w:lastRow="0" w:firstColumn="1" w:lastColumn="0" w:noHBand="0" w:noVBand="1"/>
+      </w:tblPr>
+      <w:tblGrid>
+        <w:gridCol w:w="3145"/>
+      </w:tblGrid>
+      <w:tr>
+        <w:tc>
+          <w:tcPr>
+            <w:tcW w:w="3145" w:type="dxa"/>
+          </w:tcPr>
+          <w:p>
+            <w:pPr>
+              <w:ind w:left="0" w:firstLine="0"/>
+            </w:pPr>
+          </w:p>
+        </w:tc>
+      </w:tr>
+      <w:tr>
+        <w:tc>
+          <w:tcPr>
+            <w:tcW w:w="3145" w:type="dxa"/>
+          </w:tcPr>
+          <w:p>
+            <w:pPr>
+              <w:ind w:left="0" w:firstLine="0"/>
+            </w:pPr>
+          </w:p>
+        </w:tc>
+      </w:tr>
+      <w:tr>
+        <w:tc>
+          <w:tcPr>
+            <w:tcW w:w="3145" w:type="dxa"/>
+          </w:tcPr>
+          <w:p>
+            <w:pPr>
+              <w:ind w:left="0" w:firstLine="0"/>
+            </w:pPr>
+          </w:p>
+        </w:tc>
+      </w:tr>
+    </w:tbl>
     <w:p>
       <w:pPr>
         <w:pStyle w:val="ListParagraph"/>
@@ -3501,10 +5230,16 @@
         <w:t>Ω</w:t>
       </w:r>
       <w:r>
-        <w:t xml:space="preserve"> and on to the drain of Q3 to ground</w:t>
-      </w:r>
-      <w:r>
-        <w:tab/>
+        <w:t xml:space="preserve"> and on to the drain of </w:t>
+      </w:r>
+      <w:r>
+        <w:t>U</w:t>
+      </w:r>
+      <w:r>
+        <w:t xml:space="preserve">3 to </w:t>
+      </w:r>
+      <w:r>
+        <w:t>ground</w:t>
       </w:r>
     </w:p>
     <w:p>
@@ -3516,13 +5251,13 @@
         </w:numPr>
       </w:pPr>
       <w:r>
-        <w:t>Through the 100kΩ and on to the gate of Q1</w:t>
-      </w:r>
-      <w:r>
-        <w:tab/>
-      </w:r>
-      <w:r>
-        <w:tab/>
+        <w:t xml:space="preserve">Through the 100kΩ and on to the gate of </w:t>
+      </w:r>
+      <w:r>
+        <w:t>U</w:t>
+      </w:r>
+      <w:r>
+        <w:t>1</w:t>
       </w:r>
       <w:r>
         <w:tab/>
@@ -3542,27 +5277,26 @@
       <w:r>
         <w:tab/>
       </w:r>
-      <w:r>
-        <w:tab/>
-      </w:r>
-      <w:r>
-        <w:tab/>
-      </w:r>
-      <w:r>
-        <w:tab/>
-      </w:r>
-      <w:r>
-        <w:tab/>
-      </w:r>
     </w:p>
     <w:p>
       <w:pPr>
+        <w:ind w:left="0" w:firstLine="0"/>
+      </w:pPr>
+    </w:p>
+    <w:p>
+      <w:pPr>
+        <w:spacing w:after="160" w:line="259" w:lineRule="auto"/>
+        <w:ind w:left="0" w:firstLine="0"/>
+      </w:pPr>
+      <w:r>
+        <w:br w:type="page"/>
+      </w:r>
+    </w:p>
+    <w:p>
+      <w:pPr>
         <w:pStyle w:val="ListParagraph"/>
         <w:ind w:firstLine="0"/>
       </w:pPr>
-      <w:r>
-        <w:t>In each case, explain why no charge will flow off the top plate of the capacitor.</w:t>
-      </w:r>
     </w:p>
     <w:tbl>
       <w:tblPr>
@@ -3721,18 +5455,6 @@
         <w:rPr>
           <w:noProof/>
         </w:rPr>
-        <w:sectPr>
-          <w:headerReference w:type="even" r:id="rId10"/>
-          <w:headerReference w:type="default" r:id="rId11"/>
-          <w:footerReference w:type="even" r:id="rId12"/>
-          <w:footerReference w:type="default" r:id="rId13"/>
-          <w:headerReference w:type="first" r:id="rId14"/>
-          <w:footerReference w:type="first" r:id="rId15"/>
-          <w:pgSz w:w="12240" w:h="15840"/>
-          <w:pgMar w:top="1509" w:right="1436" w:bottom="1480" w:left="1440" w:header="720" w:footer="719" w:gutter="0"/>
-          <w:cols w:space="720"/>
-          <w:titlePg/>
-        </w:sectPr>
       </w:pPr>
     </w:p>
     <w:p>
@@ -3743,13 +5465,152 @@
         </w:rPr>
       </w:pPr>
     </w:p>
+    <w:p>
+      <w:pPr>
+        <w:spacing w:after="0" w:line="240" w:lineRule="auto"/>
+        <w:ind w:left="0" w:firstLine="0"/>
+        <w:rPr>
+          <w:rFonts w:eastAsia="Times New Roman" w:cs="Times New Roman"/>
+          <w:color w:val="273540"/>
+        </w:rPr>
+      </w:pPr>
+      <w:r>
+        <w:rPr>
+          <w:rFonts w:eastAsia="Times New Roman" w:cs="Times New Roman"/>
+          <w:color w:val="273540"/>
+        </w:rPr>
+        <w:t>Simulate the circuit in Ltspice to verify circuit operation.</w:t>
+      </w:r>
+    </w:p>
+    <w:p>
+      <w:pPr>
+        <w:pStyle w:val="ListParagraph"/>
+        <w:numPr>
+          <w:ilvl w:val="0"/>
+          <w:numId w:val="30"/>
+        </w:numPr>
+        <w:spacing w:after="0" w:line="240" w:lineRule="auto"/>
+        <w:rPr>
+          <w:rFonts w:eastAsia="Times New Roman" w:cs="Times New Roman"/>
+          <w:color w:val="273540"/>
+        </w:rPr>
+      </w:pPr>
+      <w:r>
+        <w:rPr>
+          <w:rFonts w:eastAsia="Times New Roman" w:cs="Times New Roman"/>
+          <w:color w:val="273540"/>
+        </w:rPr>
+        <w:t>Provide LTspi</w:t>
+      </w:r>
+      <w:r>
+        <w:rPr>
+          <w:rFonts w:eastAsia="Times New Roman" w:cs="Times New Roman"/>
+          <w:color w:val="273540"/>
+        </w:rPr>
+        <w:t>ce</w:t>
+      </w:r>
+      <w:r>
+        <w:rPr>
+          <w:rFonts w:eastAsia="Times New Roman" w:cs="Times New Roman"/>
+          <w:color w:val="273540"/>
+        </w:rPr>
+        <w:t xml:space="preserve"> schematic </w:t>
+      </w:r>
+    </w:p>
+    <w:p>
+      <w:pPr>
+        <w:spacing w:after="0" w:line="240" w:lineRule="auto"/>
+        <w:ind w:left="360" w:firstLine="0"/>
+        <w:rPr>
+          <w:rFonts w:eastAsia="Times New Roman" w:cs="Times New Roman"/>
+          <w:color w:val="273540"/>
+        </w:rPr>
+      </w:pPr>
+    </w:p>
+    <w:p>
+      <w:pPr>
+        <w:pStyle w:val="ListParagraph"/>
+        <w:numPr>
+          <w:ilvl w:val="0"/>
+          <w:numId w:val="30"/>
+        </w:numPr>
+        <w:spacing w:after="0" w:line="240" w:lineRule="auto"/>
+        <w:rPr>
+          <w:rFonts w:eastAsia="Times New Roman" w:cs="Times New Roman"/>
+          <w:color w:val="273540"/>
+        </w:rPr>
+      </w:pPr>
+      <w:r>
+        <w:rPr>
+          <w:rFonts w:eastAsia="Times New Roman" w:cs="Times New Roman"/>
+          <w:color w:val="273540"/>
+        </w:rPr>
+        <w:t xml:space="preserve">Provide </w:t>
+      </w:r>
+      <w:r>
+        <w:rPr>
+          <w:rFonts w:eastAsia="Times New Roman" w:cs="Times New Roman"/>
+          <w:color w:val="273540"/>
+        </w:rPr>
+        <w:t xml:space="preserve">Ltspice simulation for </w:t>
+      </w:r>
+      <w:r>
+        <w:rPr>
+          <w:rFonts w:eastAsia="Times New Roman" w:cs="Times New Roman"/>
+          <w:color w:val="273540"/>
+        </w:rPr>
+        <w:t>100ms</w:t>
+      </w:r>
+      <w:r>
+        <w:rPr>
+          <w:rFonts w:eastAsia="Times New Roman" w:cs="Times New Roman"/>
+          <w:color w:val="273540"/>
+        </w:rPr>
+        <w:t xml:space="preserve"> of operation with </w:t>
+      </w:r>
+      <w:r>
+        <w:rPr>
+          <w:rFonts w:eastAsia="Times New Roman" w:cs="Times New Roman"/>
+          <w:color w:val="273540"/>
+        </w:rPr>
+        <w:t>probes at Vg_high and Vout</w:t>
+      </w:r>
+    </w:p>
+    <w:p>
+      <w:pPr>
+        <w:spacing w:after="0" w:line="240" w:lineRule="auto"/>
+        <w:rPr>
+          <w:rFonts w:eastAsia="Times New Roman" w:cs="Times New Roman"/>
+          <w:color w:val="273540"/>
+        </w:rPr>
+      </w:pPr>
+    </w:p>
+    <w:p>
+      <w:pPr>
+        <w:spacing w:after="0" w:line="240" w:lineRule="auto"/>
+        <w:rPr>
+          <w:rFonts w:ascii="Lato" w:eastAsia="Times New Roman" w:hAnsi="Lato" w:cs="Times New Roman"/>
+          <w:color w:val="273540"/>
+          <w:sz w:val="24"/>
+          <w:szCs w:val="24"/>
+        </w:rPr>
+      </w:pPr>
+    </w:p>
+    <w:p>
+      <w:pPr>
+        <w:ind w:left="0" w:firstLine="0"/>
+        <w:rPr>
+          <w:noProof/>
+        </w:rPr>
+      </w:pPr>
+    </w:p>
     <w:sectPr>
-      <w:headerReference w:type="even" r:id="rId16"/>
-      <w:headerReference w:type="default" r:id="rId17"/>
-      <w:footerReference w:type="even" r:id="rId18"/>
-      <w:footerReference w:type="default" r:id="rId19"/>
-      <w:headerReference w:type="first" r:id="rId20"/>
-      <w:footerReference w:type="first" r:id="rId21"/>
+      <w:headerReference w:type="even" r:id="rId13"/>
+      <w:headerReference w:type="default" r:id="rId14"/>
+      <w:footerReference w:type="even" r:id="rId15"/>
+      <w:footerReference w:type="default" r:id="rId16"/>
+      <w:headerReference w:type="first" r:id="rId17"/>
+      <w:footerReference w:type="first" r:id="rId18"/>
       <w:pgSz w:w="12240" w:h="15840"/>
       <w:pgMar w:top="1509" w:right="1436" w:bottom="1480" w:left="1440" w:header="720" w:footer="719" w:gutter="0"/>
       <w:cols w:space="720"/>
@@ -3939,161 +5800,6 @@
 </w:ftr>
 </file>
 
-<file path=word/footer4.xml><?xml version="1.0" encoding="utf-8"?>
-<w:ftr xmlns:wpc="http://schemas.microsoft.com/office/word/2010/wordprocessingCanvas" xmlns:cx="http://schemas.microsoft.com/office/drawing/2014/chartex" xmlns:cx1="http://schemas.microsoft.com/office/drawing/2015/9/8/chartex" xmlns:cx2="http://schemas.microsoft.com/office/drawing/2015/10/21/chartex" xmlns:cx3="http://schemas.microsoft.com/office/drawing/2016/5/9/chartex" xmlns:cx4="http://schemas.microsoft.com/office/drawing/2016/5/10/chartex" xmlns:cx5="http://schemas.microsoft.com/office/drawing/2016/5/11/chartex" xmlns:cx6="http://schemas.microsoft.com/office/drawing/2016/5/12/chartex" xmlns:cx7="http://schemas.microsoft.com/office/drawing/2016/5/13/chartex" xmlns:cx8="http://schemas.microsoft.com/office/drawing/2016/5/14/chartex" xmlns:mc="http://schemas.openxmlformats.org/markup-compatibility/2006" xmlns:aink="http://schemas.microsoft.com/office/drawing/2016/ink" xmlns:am3d="http://schemas.microsoft.com/office/drawing/2017/model3d" xmlns:o="urn:schemas-microsoft-com:office:office" xmlns:oel="http://schemas.microsoft.com/office/2019/extlst" xmlns:r="http://schemas.openxmlformats.org/officeDocument/2006/relationships" xmlns:m="http://schemas.openxmlformats.org/officeDocument/2006/math" xmlns:v="urn:schemas-microsoft-com:vml" xmlns:wp14="http://schemas.microsoft.com/office/word/2010/wordprocessingDrawing" xmlns:wp="http://schemas.openxmlformats.org/drawingml/2006/wordprocessingDrawing" xmlns:w10="urn:schemas-microsoft-com:office:word" xmlns:w="http://schemas.openxmlformats.org/wordprocessingml/2006/main" xmlns:w14="http://schemas.microsoft.com/office/word/2010/wordml" xmlns:w15="http://schemas.microsoft.com/office/word/2012/wordml" xmlns:w16cei="http://schemas.microsoft.com/office/word/2026/wordml/cei" xmlns:w16cex="http://schemas.microsoft.com/office/word/2018/wordml/cex" xmlns:w16cid="http://schemas.microsoft.com/office/word/2016/wordml/cid" xmlns:w16="http://schemas.microsoft.com/office/word/2018/wordml" xmlns:w16du="http://schemas.microsoft.com/office/word/2023/wordml/word16du" xmlns:w16sdtdh="http://schemas.microsoft.com/office/word/2020/wordml/sdtdatahash" xmlns:w16sdtfl="http://schemas.microsoft.com/office/word/2024/wordml/sdtformatlock" xmlns:w16se="http://schemas.microsoft.com/office/word/2015/wordml/symex" xmlns:wpg="http://schemas.microsoft.com/office/word/2010/wordprocessingGroup" xmlns:wpi="http://schemas.microsoft.com/office/word/2010/wordprocessingInk" xmlns:wne="http://schemas.microsoft.com/office/word/2006/wordml" xmlns:wps="http://schemas.microsoft.com/office/word/2010/wordprocessingShape" mc:Ignorable="w14 w15 w16se w16cid w16 w16cex w16sdtdh w16sdtfl w16du wp14">
-  <w:p>
-    <w:pPr>
-      <w:spacing w:after="0" w:line="259" w:lineRule="auto"/>
-      <w:ind w:left="0" w:right="1" w:firstLine="0"/>
-      <w:jc w:val="right"/>
-    </w:pPr>
-    <w:r>
-      <w:fldChar w:fldCharType="begin"/>
-    </w:r>
-    <w:r>
-      <w:instrText xml:space="preserve"> PAGE   \* MERGEFORMAT </w:instrText>
-    </w:r>
-    <w:r>
-      <w:fldChar w:fldCharType="separate"/>
-    </w:r>
-    <w:r>
-      <w:rPr>
-        <w:rFonts w:ascii="Calibri" w:eastAsia="Calibri" w:hAnsi="Calibri" w:cs="Calibri"/>
-      </w:rPr>
-      <w:t>1</w:t>
-    </w:r>
-    <w:r>
-      <w:rPr>
-        <w:rFonts w:ascii="Calibri" w:eastAsia="Calibri" w:hAnsi="Calibri" w:cs="Calibri"/>
-      </w:rPr>
-      <w:fldChar w:fldCharType="end"/>
-    </w:r>
-    <w:r>
-      <w:rPr>
-        <w:rFonts w:ascii="Calibri" w:eastAsia="Calibri" w:hAnsi="Calibri" w:cs="Calibri"/>
-      </w:rPr>
-      <w:t xml:space="preserve"> </w:t>
-    </w:r>
-  </w:p>
-  <w:p>
-    <w:pPr>
-      <w:spacing w:after="0" w:line="259" w:lineRule="auto"/>
-      <w:ind w:left="0" w:firstLine="0"/>
-    </w:pPr>
-    <w:r>
-      <w:rPr>
-        <w:rFonts w:ascii="Calibri" w:eastAsia="Calibri" w:hAnsi="Calibri" w:cs="Calibri"/>
-      </w:rPr>
-      <w:t xml:space="preserve"> </w:t>
-    </w:r>
-  </w:p>
-</w:ftr>
-</file>
-
-<file path=word/footer5.xml><?xml version="1.0" encoding="utf-8"?>
-<w:ftr xmlns:wpc="http://schemas.microsoft.com/office/word/2010/wordprocessingCanvas" xmlns:cx="http://schemas.microsoft.com/office/drawing/2014/chartex" xmlns:cx1="http://schemas.microsoft.com/office/drawing/2015/9/8/chartex" xmlns:cx2="http://schemas.microsoft.com/office/drawing/2015/10/21/chartex" xmlns:cx3="http://schemas.microsoft.com/office/drawing/2016/5/9/chartex" xmlns:cx4="http://schemas.microsoft.com/office/drawing/2016/5/10/chartex" xmlns:cx5="http://schemas.microsoft.com/office/drawing/2016/5/11/chartex" xmlns:cx6="http://schemas.microsoft.com/office/drawing/2016/5/12/chartex" xmlns:cx7="http://schemas.microsoft.com/office/drawing/2016/5/13/chartex" xmlns:cx8="http://schemas.microsoft.com/office/drawing/2016/5/14/chartex" xmlns:mc="http://schemas.openxmlformats.org/markup-compatibility/2006" xmlns:aink="http://schemas.microsoft.com/office/drawing/2016/ink" xmlns:am3d="http://schemas.microsoft.com/office/drawing/2017/model3d" xmlns:o="urn:schemas-microsoft-com:office:office" xmlns:oel="http://schemas.microsoft.com/office/2019/extlst" xmlns:r="http://schemas.openxmlformats.org/officeDocument/2006/relationships" xmlns:m="http://schemas.openxmlformats.org/officeDocument/2006/math" xmlns:v="urn:schemas-microsoft-com:vml" xmlns:wp14="http://schemas.microsoft.com/office/word/2010/wordprocessingDrawing" xmlns:wp="http://schemas.openxmlformats.org/drawingml/2006/wordprocessingDrawing" xmlns:w10="urn:schemas-microsoft-com:office:word" xmlns:w="http://schemas.openxmlformats.org/wordprocessingml/2006/main" xmlns:w14="http://schemas.microsoft.com/office/word/2010/wordml" xmlns:w15="http://schemas.microsoft.com/office/word/2012/wordml" xmlns:w16cei="http://schemas.microsoft.com/office/word/2026/wordml/cei" xmlns:w16cex="http://schemas.microsoft.com/office/word/2018/wordml/cex" xmlns:w16cid="http://schemas.microsoft.com/office/word/2016/wordml/cid" xmlns:w16="http://schemas.microsoft.com/office/word/2018/wordml" xmlns:w16du="http://schemas.microsoft.com/office/word/2023/wordml/word16du" xmlns:w16sdtdh="http://schemas.microsoft.com/office/word/2020/wordml/sdtdatahash" xmlns:w16sdtfl="http://schemas.microsoft.com/office/word/2024/wordml/sdtformatlock" xmlns:w16se="http://schemas.microsoft.com/office/word/2015/wordml/symex" xmlns:wpg="http://schemas.microsoft.com/office/word/2010/wordprocessingGroup" xmlns:wpi="http://schemas.microsoft.com/office/word/2010/wordprocessingInk" xmlns:wne="http://schemas.microsoft.com/office/word/2006/wordml" xmlns:wps="http://schemas.microsoft.com/office/word/2010/wordprocessingShape" mc:Ignorable="w14 w15 w16se w16cid w16 w16cex w16sdtdh w16sdtfl w16du wp14">
-  <w:p>
-    <w:pPr>
-      <w:spacing w:after="0" w:line="259" w:lineRule="auto"/>
-      <w:ind w:left="0" w:right="1" w:firstLine="0"/>
-      <w:jc w:val="right"/>
-    </w:pPr>
-    <w:r>
-      <w:fldChar w:fldCharType="begin"/>
-    </w:r>
-    <w:r>
-      <w:instrText xml:space="preserve"> PAGE   \* MERGEFORMAT </w:instrText>
-    </w:r>
-    <w:r>
-      <w:fldChar w:fldCharType="separate"/>
-    </w:r>
-    <w:r>
-      <w:rPr>
-        <w:rFonts w:eastAsia="Calibri" w:cs="Calibri"/>
-        <w:noProof/>
-      </w:rPr>
-      <w:t>2</w:t>
-    </w:r>
-    <w:r>
-      <w:rPr>
-        <w:rFonts w:eastAsia="Calibri" w:cs="Calibri"/>
-      </w:rPr>
-      <w:fldChar w:fldCharType="end"/>
-    </w:r>
-    <w:r>
-      <w:rPr>
-        <w:rFonts w:eastAsia="Calibri" w:cs="Calibri"/>
-      </w:rPr>
-      <w:t xml:space="preserve"> </w:t>
-    </w:r>
-  </w:p>
-  <w:p>
-    <w:pPr>
-      <w:spacing w:after="0" w:line="259" w:lineRule="auto"/>
-      <w:ind w:left="0" w:firstLine="0"/>
-    </w:pPr>
-    <w:r>
-      <w:rPr>
-        <w:rFonts w:ascii="Calibri" w:eastAsia="Calibri" w:hAnsi="Calibri" w:cs="Calibri"/>
-      </w:rPr>
-      <w:t xml:space="preserve"> </w:t>
-    </w:r>
-  </w:p>
-</w:ftr>
-</file>
-
-<file path=word/footer6.xml><?xml version="1.0" encoding="utf-8"?>
-<w:ftr xmlns:wpc="http://schemas.microsoft.com/office/word/2010/wordprocessingCanvas" xmlns:cx="http://schemas.microsoft.com/office/drawing/2014/chartex" xmlns:cx1="http://schemas.microsoft.com/office/drawing/2015/9/8/chartex" xmlns:cx2="http://schemas.microsoft.com/office/drawing/2015/10/21/chartex" xmlns:cx3="http://schemas.microsoft.com/office/drawing/2016/5/9/chartex" xmlns:cx4="http://schemas.microsoft.com/office/drawing/2016/5/10/chartex" xmlns:cx5="http://schemas.microsoft.com/office/drawing/2016/5/11/chartex" xmlns:cx6="http://schemas.microsoft.com/office/drawing/2016/5/12/chartex" xmlns:cx7="http://schemas.microsoft.com/office/drawing/2016/5/13/chartex" xmlns:cx8="http://schemas.microsoft.com/office/drawing/2016/5/14/chartex" xmlns:mc="http://schemas.openxmlformats.org/markup-compatibility/2006" xmlns:aink="http://schemas.microsoft.com/office/drawing/2016/ink" xmlns:am3d="http://schemas.microsoft.com/office/drawing/2017/model3d" xmlns:o="urn:schemas-microsoft-com:office:office" xmlns:oel="http://schemas.microsoft.com/office/2019/extlst" xmlns:r="http://schemas.openxmlformats.org/officeDocument/2006/relationships" xmlns:m="http://schemas.openxmlformats.org/officeDocument/2006/math" xmlns:v="urn:schemas-microsoft-com:vml" xmlns:wp14="http://schemas.microsoft.com/office/word/2010/wordprocessingDrawing" xmlns:wp="http://schemas.openxmlformats.org/drawingml/2006/wordprocessingDrawing" xmlns:w10="urn:schemas-microsoft-com:office:word" xmlns:w="http://schemas.openxmlformats.org/wordprocessingml/2006/main" xmlns:w14="http://schemas.microsoft.com/office/word/2010/wordml" xmlns:w15="http://schemas.microsoft.com/office/word/2012/wordml" xmlns:w16cei="http://schemas.microsoft.com/office/word/2026/wordml/cei" xmlns:w16cex="http://schemas.microsoft.com/office/word/2018/wordml/cex" xmlns:w16cid="http://schemas.microsoft.com/office/word/2016/wordml/cid" xmlns:w16="http://schemas.microsoft.com/office/word/2018/wordml" xmlns:w16du="http://schemas.microsoft.com/office/word/2023/wordml/word16du" xmlns:w16sdtdh="http://schemas.microsoft.com/office/word/2020/wordml/sdtdatahash" xmlns:w16sdtfl="http://schemas.microsoft.com/office/word/2024/wordml/sdtformatlock" xmlns:w16se="http://schemas.microsoft.com/office/word/2015/wordml/symex" xmlns:wpg="http://schemas.microsoft.com/office/word/2010/wordprocessingGroup" xmlns:wpi="http://schemas.microsoft.com/office/word/2010/wordprocessingInk" xmlns:wne="http://schemas.microsoft.com/office/word/2006/wordml" xmlns:wps="http://schemas.microsoft.com/office/word/2010/wordprocessingShape" mc:Ignorable="w14 w15 w16se w16cid w16 w16cex w16sdtdh w16sdtfl w16du wp14">
-  <w:p>
-    <w:pPr>
-      <w:spacing w:after="0" w:line="259" w:lineRule="auto"/>
-      <w:ind w:left="0" w:right="1" w:firstLine="0"/>
-      <w:jc w:val="right"/>
-    </w:pPr>
-    <w:r>
-      <w:fldChar w:fldCharType="begin"/>
-    </w:r>
-    <w:r>
-      <w:instrText xml:space="preserve"> PAGE   \* MERGEFORMAT </w:instrText>
-    </w:r>
-    <w:r>
-      <w:fldChar w:fldCharType="separate"/>
-    </w:r>
-    <w:r>
-      <w:rPr>
-        <w:rFonts w:eastAsia="Calibri" w:cs="Calibri"/>
-        <w:noProof/>
-      </w:rPr>
-      <w:t>1</w:t>
-    </w:r>
-    <w:r>
-      <w:rPr>
-        <w:rFonts w:eastAsia="Calibri" w:cs="Calibri"/>
-      </w:rPr>
-      <w:fldChar w:fldCharType="end"/>
-    </w:r>
-    <w:r>
-      <w:rPr>
-        <w:rFonts w:eastAsia="Calibri" w:cs="Calibri"/>
-      </w:rPr>
-      <w:t xml:space="preserve"> </w:t>
-    </w:r>
-  </w:p>
-  <w:p>
-    <w:pPr>
-      <w:spacing w:after="0" w:line="259" w:lineRule="auto"/>
-      <w:ind w:left="0" w:firstLine="0"/>
-    </w:pPr>
-    <w:r>
-      <w:rPr>
-        <w:rFonts w:ascii="Calibri" w:eastAsia="Calibri" w:hAnsi="Calibri" w:cs="Calibri"/>
-      </w:rPr>
-      <w:t xml:space="preserve"> </w:t>
-    </w:r>
-  </w:p>
-</w:ftr>
-</file>
-
 <file path=word/footnotes.xml><?xml version="1.0" encoding="utf-8"?>
 <w:footnotes xmlns:wpc="http://schemas.microsoft.com/office/word/2010/wordprocessingCanvas" xmlns:cx="http://schemas.microsoft.com/office/drawing/2014/chartex" xmlns:cx1="http://schemas.microsoft.com/office/drawing/2015/9/8/chartex" xmlns:cx2="http://schemas.microsoft.com/office/drawing/2015/10/21/chartex" xmlns:cx3="http://schemas.microsoft.com/office/drawing/2016/5/9/chartex" xmlns:cx4="http://schemas.microsoft.com/office/drawing/2016/5/10/chartex" xmlns:cx5="http://schemas.microsoft.com/office/drawing/2016/5/11/chartex" xmlns:cx6="http://schemas.microsoft.com/office/drawing/2016/5/12/chartex" xmlns:cx7="http://schemas.microsoft.com/office/drawing/2016/5/13/chartex" xmlns:cx8="http://schemas.microsoft.com/office/drawing/2016/5/14/chartex" xmlns:mc="http://schemas.openxmlformats.org/markup-compatibility/2006" xmlns:aink="http://schemas.microsoft.com/office/drawing/2016/ink" xmlns:am3d="http://schemas.microsoft.com/office/drawing/2017/model3d" xmlns:o="urn:schemas-microsoft-com:office:office" xmlns:oel="http://schemas.microsoft.com/office/2019/extlst" xmlns:r="http://schemas.openxmlformats.org/officeDocument/2006/relationships" xmlns:m="http://schemas.openxmlformats.org/officeDocument/2006/math" xmlns:v="urn:schemas-microsoft-com:vml" xmlns:wp14="http://schemas.microsoft.com/office/word/2010/wordprocessingDrawing" xmlns:wp="http://schemas.openxmlformats.org/drawingml/2006/wordprocessingDrawing" xmlns:w10="urn:schemas-microsoft-com:office:word" xmlns:w="http://schemas.openxmlformats.org/wordprocessingml/2006/main" xmlns:w14="http://schemas.microsoft.com/office/word/2010/wordml" xmlns:w15="http://schemas.microsoft.com/office/word/2012/wordml" xmlns:w16cei="http://schemas.microsoft.com/office/word/2026/wordml/cei" xmlns:w16cex="http://schemas.microsoft.com/office/word/2018/wordml/cex" xmlns:w16cid="http://schemas.microsoft.com/office/word/2016/wordml/cid" xmlns:w16="http://schemas.microsoft.com/office/word/2018/wordml" xmlns:w16du="http://schemas.microsoft.com/office/word/2023/wordml/word16du" xmlns:w16sdtdh="http://schemas.microsoft.com/office/word/2020/wordml/sdtdatahash" xmlns:w16sdtfl="http://schemas.microsoft.com/office/word/2024/wordml/sdtformatlock" xmlns:w16se="http://schemas.microsoft.com/office/word/2015/wordml/symex" xmlns:wpg="http://schemas.microsoft.com/office/word/2010/wordprocessingGroup" xmlns:wpi="http://schemas.microsoft.com/office/word/2010/wordprocessingInk" xmlns:wne="http://schemas.microsoft.com/office/word/2006/wordml" xmlns:wps="http://schemas.microsoft.com/office/word/2010/wordprocessingShape" mc:Ignorable="w14 w15 w16se w16cid w16 w16cex w16sdtdh w16sdtfl w16du wp14">
   <w:footnote w:type="separator" w:id="-1">
@@ -4120,166 +5826,6 @@
 </file>
 
 <file path=word/header1.xml><?xml version="1.0" encoding="utf-8"?>
-<w:hdr xmlns:wpc="http://schemas.microsoft.com/office/word/2010/wordprocessingCanvas" xmlns:cx="http://schemas.microsoft.com/office/drawing/2014/chartex" xmlns:cx1="http://schemas.microsoft.com/office/drawing/2015/9/8/chartex" xmlns:cx2="http://schemas.microsoft.com/office/drawing/2015/10/21/chartex" xmlns:cx3="http://schemas.microsoft.com/office/drawing/2016/5/9/chartex" xmlns:cx4="http://schemas.microsoft.com/office/drawing/2016/5/10/chartex" xmlns:cx5="http://schemas.microsoft.com/office/drawing/2016/5/11/chartex" xmlns:cx6="http://schemas.microsoft.com/office/drawing/2016/5/12/chartex" xmlns:cx7="http://schemas.microsoft.com/office/drawing/2016/5/13/chartex" xmlns:cx8="http://schemas.microsoft.com/office/drawing/2016/5/14/chartex" xmlns:mc="http://schemas.openxmlformats.org/markup-compatibility/2006" xmlns:aink="http://schemas.microsoft.com/office/drawing/2016/ink" xmlns:am3d="http://schemas.microsoft.com/office/drawing/2017/model3d" xmlns:o="urn:schemas-microsoft-com:office:office" xmlns:oel="http://schemas.microsoft.com/office/2019/extlst" xmlns:r="http://schemas.openxmlformats.org/officeDocument/2006/relationships" xmlns:m="http://schemas.openxmlformats.org/officeDocument/2006/math" xmlns:v="urn:schemas-microsoft-com:vml" xmlns:wp14="http://schemas.microsoft.com/office/word/2010/wordprocessingDrawing" xmlns:wp="http://schemas.openxmlformats.org/drawingml/2006/wordprocessingDrawing" xmlns:w10="urn:schemas-microsoft-com:office:word" xmlns:w="http://schemas.openxmlformats.org/wordprocessingml/2006/main" xmlns:w14="http://schemas.microsoft.com/office/word/2010/wordml" xmlns:w15="http://schemas.microsoft.com/office/word/2012/wordml" xmlns:w16cei="http://schemas.microsoft.com/office/word/2026/wordml/cei" xmlns:w16cex="http://schemas.microsoft.com/office/word/2018/wordml/cex" xmlns:w16cid="http://schemas.microsoft.com/office/word/2016/wordml/cid" xmlns:w16="http://schemas.microsoft.com/office/word/2018/wordml" xmlns:w16du="http://schemas.microsoft.com/office/word/2023/wordml/word16du" xmlns:w16sdtdh="http://schemas.microsoft.com/office/word/2020/wordml/sdtdatahash" xmlns:w16sdtfl="http://schemas.microsoft.com/office/word/2024/wordml/sdtformatlock" xmlns:w16se="http://schemas.microsoft.com/office/word/2015/wordml/symex" xmlns:wpg="http://schemas.microsoft.com/office/word/2010/wordprocessingGroup" xmlns:wpi="http://schemas.microsoft.com/office/word/2010/wordprocessingInk" xmlns:wne="http://schemas.microsoft.com/office/word/2006/wordml" xmlns:wps="http://schemas.microsoft.com/office/word/2010/wordprocessingShape" mc:Ignorable="w14 w15 w16se w16cid w16 w16cex w16sdtdh w16sdtfl w16du wp14">
-  <w:p>
-    <w:pPr>
-      <w:spacing w:after="0" w:line="259" w:lineRule="auto"/>
-      <w:ind w:left="0" w:right="106" w:firstLine="0"/>
-      <w:jc w:val="right"/>
-    </w:pPr>
-    <w:r>
-      <w:rPr>
-        <w:noProof/>
-      </w:rPr>
-      <w:drawing>
-        <wp:anchor distT="0" distB="0" distL="114300" distR="114300" simplePos="0" relativeHeight="251659264" behindDoc="0" locked="0" layoutInCell="1" allowOverlap="0" wp14:anchorId="571702E2" wp14:editId="28D67670">
-          <wp:simplePos x="0" y="0"/>
-          <wp:positionH relativeFrom="page">
-            <wp:posOffset>914400</wp:posOffset>
-          </wp:positionH>
-          <wp:positionV relativeFrom="page">
-            <wp:posOffset>457200</wp:posOffset>
-          </wp:positionV>
-          <wp:extent cx="5845810" cy="600710"/>
-          <wp:effectExtent l="0" t="0" r="0" b="0"/>
-          <wp:wrapSquare wrapText="bothSides"/>
-          <wp:docPr id="529066841" name="Picture 529066841"/>
-          <wp:cNvGraphicFramePr/>
-          <a:graphic xmlns:a="http://schemas.openxmlformats.org/drawingml/2006/main">
-            <a:graphicData uri="http://schemas.openxmlformats.org/drawingml/2006/picture">
-              <pic:pic xmlns:pic="http://schemas.openxmlformats.org/drawingml/2006/picture">
-                <pic:nvPicPr>
-                  <pic:cNvPr id="204" name="Picture 204"/>
-                  <pic:cNvPicPr/>
-                </pic:nvPicPr>
-                <pic:blipFill>
-                  <a:blip r:embed="rId1"/>
-                  <a:stretch>
-                    <a:fillRect/>
-                  </a:stretch>
-                </pic:blipFill>
-                <pic:spPr>
-                  <a:xfrm>
-                    <a:off x="0" y="0"/>
-                    <a:ext cx="5845810" cy="600710"/>
-                  </a:xfrm>
-                  <a:prstGeom prst="rect">
-                    <a:avLst/>
-                  </a:prstGeom>
-                </pic:spPr>
-              </pic:pic>
-            </a:graphicData>
-          </a:graphic>
-        </wp:anchor>
-      </w:drawing>
-    </w:r>
-    <w:r>
-      <w:rPr>
-        <w:rFonts w:ascii="Calibri" w:eastAsia="Calibri" w:hAnsi="Calibri" w:cs="Calibri"/>
-      </w:rPr>
-      <w:t xml:space="preserve"> </w:t>
-    </w:r>
-  </w:p>
-  <w:p>
-    <w:pPr>
-      <w:spacing w:after="0" w:line="259" w:lineRule="auto"/>
-      <w:ind w:left="0" w:firstLine="0"/>
-    </w:pPr>
-    <w:r>
-      <w:rPr>
-        <w:rFonts w:ascii="Calibri" w:eastAsia="Calibri" w:hAnsi="Calibri" w:cs="Calibri"/>
-      </w:rPr>
-      <w:t xml:space="preserve"> </w:t>
-    </w:r>
-  </w:p>
-</w:hdr>
-</file>
-
-<file path=word/header2.xml><?xml version="1.0" encoding="utf-8"?>
-<w:hdr xmlns:wpc="http://schemas.microsoft.com/office/word/2010/wordprocessingCanvas" xmlns:cx="http://schemas.microsoft.com/office/drawing/2014/chartex" xmlns:cx1="http://schemas.microsoft.com/office/drawing/2015/9/8/chartex" xmlns:cx2="http://schemas.microsoft.com/office/drawing/2015/10/21/chartex" xmlns:cx3="http://schemas.microsoft.com/office/drawing/2016/5/9/chartex" xmlns:cx4="http://schemas.microsoft.com/office/drawing/2016/5/10/chartex" xmlns:cx5="http://schemas.microsoft.com/office/drawing/2016/5/11/chartex" xmlns:cx6="http://schemas.microsoft.com/office/drawing/2016/5/12/chartex" xmlns:cx7="http://schemas.microsoft.com/office/drawing/2016/5/13/chartex" xmlns:cx8="http://schemas.microsoft.com/office/drawing/2016/5/14/chartex" xmlns:mc="http://schemas.openxmlformats.org/markup-compatibility/2006" xmlns:aink="http://schemas.microsoft.com/office/drawing/2016/ink" xmlns:am3d="http://schemas.microsoft.com/office/drawing/2017/model3d" xmlns:o="urn:schemas-microsoft-com:office:office" xmlns:oel="http://schemas.microsoft.com/office/2019/extlst" xmlns:r="http://schemas.openxmlformats.org/officeDocument/2006/relationships" xmlns:m="http://schemas.openxmlformats.org/officeDocument/2006/math" xmlns:v="urn:schemas-microsoft-com:vml" xmlns:wp14="http://schemas.microsoft.com/office/word/2010/wordprocessingDrawing" xmlns:wp="http://schemas.openxmlformats.org/drawingml/2006/wordprocessingDrawing" xmlns:w10="urn:schemas-microsoft-com:office:word" xmlns:w="http://schemas.openxmlformats.org/wordprocessingml/2006/main" xmlns:w14="http://schemas.microsoft.com/office/word/2010/wordml" xmlns:w15="http://schemas.microsoft.com/office/word/2012/wordml" xmlns:w16cei="http://schemas.microsoft.com/office/word/2026/wordml/cei" xmlns:w16cex="http://schemas.microsoft.com/office/word/2018/wordml/cex" xmlns:w16cid="http://schemas.microsoft.com/office/word/2016/wordml/cid" xmlns:w16="http://schemas.microsoft.com/office/word/2018/wordml" xmlns:w16du="http://schemas.microsoft.com/office/word/2023/wordml/word16du" xmlns:w16sdtdh="http://schemas.microsoft.com/office/word/2020/wordml/sdtdatahash" xmlns:w16sdtfl="http://schemas.microsoft.com/office/word/2024/wordml/sdtformatlock" xmlns:w16se="http://schemas.microsoft.com/office/word/2015/wordml/symex" xmlns:wpg="http://schemas.microsoft.com/office/word/2010/wordprocessingGroup" xmlns:wpi="http://schemas.microsoft.com/office/word/2010/wordprocessingInk" xmlns:wne="http://schemas.microsoft.com/office/word/2006/wordml" xmlns:wps="http://schemas.microsoft.com/office/word/2010/wordprocessingShape" mc:Ignorable="w14 w15 w16se w16cid w16 w16cex w16sdtdh w16sdtfl w16du wp14">
-  <w:p>
-    <w:pPr>
-      <w:spacing w:after="0" w:line="259" w:lineRule="auto"/>
-      <w:ind w:left="0" w:right="106" w:firstLine="0"/>
-      <w:jc w:val="right"/>
-    </w:pPr>
-    <w:r>
-      <w:rPr>
-        <w:b/>
-        <w:bCs/>
-        <w:noProof/>
-      </w:rPr>
-      <w:t>EENG 385: MOSFET</w:t>
-    </w:r>
-  </w:p>
-</w:hdr>
-</file>
-
-<file path=word/header3.xml><?xml version="1.0" encoding="utf-8"?>
-<w:hdr xmlns:wpc="http://schemas.microsoft.com/office/word/2010/wordprocessingCanvas" xmlns:cx="http://schemas.microsoft.com/office/drawing/2014/chartex" xmlns:cx1="http://schemas.microsoft.com/office/drawing/2015/9/8/chartex" xmlns:cx2="http://schemas.microsoft.com/office/drawing/2015/10/21/chartex" xmlns:cx3="http://schemas.microsoft.com/office/drawing/2016/5/9/chartex" xmlns:cx4="http://schemas.microsoft.com/office/drawing/2016/5/10/chartex" xmlns:cx5="http://schemas.microsoft.com/office/drawing/2016/5/11/chartex" xmlns:cx6="http://schemas.microsoft.com/office/drawing/2016/5/12/chartex" xmlns:cx7="http://schemas.microsoft.com/office/drawing/2016/5/13/chartex" xmlns:cx8="http://schemas.microsoft.com/office/drawing/2016/5/14/chartex" xmlns:mc="http://schemas.openxmlformats.org/markup-compatibility/2006" xmlns:aink="http://schemas.microsoft.com/office/drawing/2016/ink" xmlns:am3d="http://schemas.microsoft.com/office/drawing/2017/model3d" xmlns:o="urn:schemas-microsoft-com:office:office" xmlns:oel="http://schemas.microsoft.com/office/2019/extlst" xmlns:r="http://schemas.openxmlformats.org/officeDocument/2006/relationships" xmlns:m="http://schemas.openxmlformats.org/officeDocument/2006/math" xmlns:v="urn:schemas-microsoft-com:vml" xmlns:wp14="http://schemas.microsoft.com/office/word/2010/wordprocessingDrawing" xmlns:wp="http://schemas.openxmlformats.org/drawingml/2006/wordprocessingDrawing" xmlns:w10="urn:schemas-microsoft-com:office:word" xmlns:w="http://schemas.openxmlformats.org/wordprocessingml/2006/main" xmlns:w14="http://schemas.microsoft.com/office/word/2010/wordml" xmlns:w15="http://schemas.microsoft.com/office/word/2012/wordml" xmlns:w16cei="http://schemas.microsoft.com/office/word/2026/wordml/cei" xmlns:w16cex="http://schemas.microsoft.com/office/word/2018/wordml/cex" xmlns:w16cid="http://schemas.microsoft.com/office/word/2016/wordml/cid" xmlns:w16="http://schemas.microsoft.com/office/word/2018/wordml" xmlns:w16du="http://schemas.microsoft.com/office/word/2023/wordml/word16du" xmlns:w16sdtdh="http://schemas.microsoft.com/office/word/2020/wordml/sdtdatahash" xmlns:w16sdtfl="http://schemas.microsoft.com/office/word/2024/wordml/sdtformatlock" xmlns:w16se="http://schemas.microsoft.com/office/word/2015/wordml/symex" xmlns:wpg="http://schemas.microsoft.com/office/word/2010/wordprocessingGroup" xmlns:wpi="http://schemas.microsoft.com/office/word/2010/wordprocessingInk" xmlns:wne="http://schemas.microsoft.com/office/word/2006/wordml" xmlns:wps="http://schemas.microsoft.com/office/word/2010/wordprocessingShape" mc:Ignorable="w14 w15 w16se w16cid w16 w16cex w16sdtdh w16sdtfl w16du wp14">
-  <w:p>
-    <w:pPr>
-      <w:spacing w:after="0" w:line="259" w:lineRule="auto"/>
-      <w:ind w:left="0" w:right="106" w:firstLine="0"/>
-      <w:jc w:val="right"/>
-    </w:pPr>
-    <w:r>
-      <w:rPr>
-        <w:noProof/>
-      </w:rPr>
-      <w:drawing>
-        <wp:anchor distT="0" distB="0" distL="114300" distR="114300" simplePos="0" relativeHeight="251659264" behindDoc="0" locked="0" layoutInCell="1" allowOverlap="0" wp14:anchorId="6D4F2D37" wp14:editId="118697C9">
-          <wp:simplePos x="0" y="0"/>
-          <wp:positionH relativeFrom="page">
-            <wp:posOffset>914400</wp:posOffset>
-          </wp:positionH>
-          <wp:positionV relativeFrom="page">
-            <wp:posOffset>457200</wp:posOffset>
-          </wp:positionV>
-          <wp:extent cx="5845810" cy="600710"/>
-          <wp:effectExtent l="0" t="0" r="0" b="0"/>
-          <wp:wrapSquare wrapText="bothSides"/>
-          <wp:docPr id="1049409934" name="Picture 1049409934"/>
-          <wp:cNvGraphicFramePr/>
-          <a:graphic xmlns:a="http://schemas.openxmlformats.org/drawingml/2006/main">
-            <a:graphicData uri="http://schemas.openxmlformats.org/drawingml/2006/picture">
-              <pic:pic xmlns:pic="http://schemas.openxmlformats.org/drawingml/2006/picture">
-                <pic:nvPicPr>
-                  <pic:cNvPr id="7" name="Picture 7"/>
-                  <pic:cNvPicPr/>
-                </pic:nvPicPr>
-                <pic:blipFill>
-                  <a:blip r:embed="rId1"/>
-                  <a:stretch>
-                    <a:fillRect/>
-                  </a:stretch>
-                </pic:blipFill>
-                <pic:spPr>
-                  <a:xfrm>
-                    <a:off x="0" y="0"/>
-                    <a:ext cx="5845810" cy="600710"/>
-                  </a:xfrm>
-                  <a:prstGeom prst="rect">
-                    <a:avLst/>
-                  </a:prstGeom>
-                </pic:spPr>
-              </pic:pic>
-            </a:graphicData>
-          </a:graphic>
-        </wp:anchor>
-      </w:drawing>
-    </w:r>
-    <w:r>
-      <w:rPr>
-        <w:rFonts w:ascii="Calibri" w:eastAsia="Calibri" w:hAnsi="Calibri" w:cs="Calibri"/>
-      </w:rPr>
-      <w:t xml:space="preserve"> </w:t>
-    </w:r>
-  </w:p>
-</w:hdr>
-</file>
-
-<file path=word/header4.xml><?xml version="1.0" encoding="utf-8"?>
 <w:hdr xmlns:wpc="http://schemas.microsoft.com/office/word/2010/wordprocessingCanvas" xmlns:cx="http://schemas.microsoft.com/office/drawing/2014/chartex" xmlns:cx1="http://schemas.microsoft.com/office/drawing/2015/9/8/chartex" xmlns:cx2="http://schemas.microsoft.com/office/drawing/2015/10/21/chartex" xmlns:cx3="http://schemas.microsoft.com/office/drawing/2016/5/9/chartex" xmlns:cx4="http://schemas.microsoft.com/office/drawing/2016/5/10/chartex" xmlns:cx5="http://schemas.microsoft.com/office/drawing/2016/5/11/chartex" xmlns:cx6="http://schemas.microsoft.com/office/drawing/2016/5/12/chartex" xmlns:cx7="http://schemas.microsoft.com/office/drawing/2016/5/13/chartex" xmlns:cx8="http://schemas.microsoft.com/office/drawing/2016/5/14/chartex" xmlns:mc="http://schemas.openxmlformats.org/markup-compatibility/2006" xmlns:aink="http://schemas.microsoft.com/office/drawing/2016/ink" xmlns:am3d="http://schemas.microsoft.com/office/drawing/2017/model3d" xmlns:o="urn:schemas-microsoft-com:office:office" xmlns:oel="http://schemas.microsoft.com/office/2019/extlst" xmlns:r="http://schemas.openxmlformats.org/officeDocument/2006/relationships" xmlns:m="http://schemas.openxmlformats.org/officeDocument/2006/math" xmlns:v="urn:schemas-microsoft-com:vml" xmlns:wp14="http://schemas.microsoft.com/office/word/2010/wordprocessingDrawing" xmlns:wp="http://schemas.openxmlformats.org/drawingml/2006/wordprocessingDrawing" xmlns:w10="urn:schemas-microsoft-com:office:word" xmlns:w="http://schemas.openxmlformats.org/wordprocessingml/2006/main" xmlns:w14="http://schemas.microsoft.com/office/word/2010/wordml" xmlns:w15="http://schemas.microsoft.com/office/word/2012/wordml" xmlns:w16cei="http://schemas.microsoft.com/office/word/2026/wordml/cei" xmlns:w16cex="http://schemas.microsoft.com/office/word/2018/wordml/cex" xmlns:w16cid="http://schemas.microsoft.com/office/word/2016/wordml/cid" xmlns:w16="http://schemas.microsoft.com/office/word/2018/wordml" xmlns:w16du="http://schemas.microsoft.com/office/word/2023/wordml/word16du" xmlns:w16sdtdh="http://schemas.microsoft.com/office/word/2020/wordml/sdtdatahash" xmlns:w16sdtfl="http://schemas.microsoft.com/office/word/2024/wordml/sdtformatlock" xmlns:w16se="http://schemas.microsoft.com/office/word/2015/wordml/symex" xmlns:wpg="http://schemas.microsoft.com/office/word/2010/wordprocessingGroup" xmlns:wpi="http://schemas.microsoft.com/office/word/2010/wordprocessingInk" xmlns:wne="http://schemas.microsoft.com/office/word/2006/wordml" xmlns:wps="http://schemas.microsoft.com/office/word/2010/wordprocessingShape" mc:Ignorable="w14 w15 w16se w16cid w16 w16cex w16sdtdh w16sdtfl w16du wp14">
   <w:p>
     <w:pPr>
@@ -4355,7 +5901,7 @@
 </w:hdr>
 </file>
 
-<file path=word/header5.xml><?xml version="1.0" encoding="utf-8"?>
+<file path=word/header2.xml><?xml version="1.0" encoding="utf-8"?>
 <w:hdr xmlns:wpc="http://schemas.microsoft.com/office/word/2010/wordprocessingCanvas" xmlns:cx="http://schemas.microsoft.com/office/drawing/2014/chartex" xmlns:cx1="http://schemas.microsoft.com/office/drawing/2015/9/8/chartex" xmlns:cx2="http://schemas.microsoft.com/office/drawing/2015/10/21/chartex" xmlns:cx3="http://schemas.microsoft.com/office/drawing/2016/5/9/chartex" xmlns:cx4="http://schemas.microsoft.com/office/drawing/2016/5/10/chartex" xmlns:cx5="http://schemas.microsoft.com/office/drawing/2016/5/11/chartex" xmlns:cx6="http://schemas.microsoft.com/office/drawing/2016/5/12/chartex" xmlns:cx7="http://schemas.microsoft.com/office/drawing/2016/5/13/chartex" xmlns:cx8="http://schemas.microsoft.com/office/drawing/2016/5/14/chartex" xmlns:mc="http://schemas.openxmlformats.org/markup-compatibility/2006" xmlns:aink="http://schemas.microsoft.com/office/drawing/2016/ink" xmlns:am3d="http://schemas.microsoft.com/office/drawing/2017/model3d" xmlns:o="urn:schemas-microsoft-com:office:office" xmlns:oel="http://schemas.microsoft.com/office/2019/extlst" xmlns:r="http://schemas.openxmlformats.org/officeDocument/2006/relationships" xmlns:m="http://schemas.openxmlformats.org/officeDocument/2006/math" xmlns:v="urn:schemas-microsoft-com:vml" xmlns:wp14="http://schemas.microsoft.com/office/word/2010/wordprocessingDrawing" xmlns:wp="http://schemas.openxmlformats.org/drawingml/2006/wordprocessingDrawing" xmlns:w10="urn:schemas-microsoft-com:office:word" xmlns:w="http://schemas.openxmlformats.org/wordprocessingml/2006/main" xmlns:w14="http://schemas.microsoft.com/office/word/2010/wordml" xmlns:w15="http://schemas.microsoft.com/office/word/2012/wordml" xmlns:w16cei="http://schemas.microsoft.com/office/word/2026/wordml/cei" xmlns:w16cex="http://schemas.microsoft.com/office/word/2018/wordml/cex" xmlns:w16cid="http://schemas.microsoft.com/office/word/2016/wordml/cid" xmlns:w16="http://schemas.microsoft.com/office/word/2018/wordml" xmlns:w16du="http://schemas.microsoft.com/office/word/2023/wordml/word16du" xmlns:w16sdtdh="http://schemas.microsoft.com/office/word/2020/wordml/sdtdatahash" xmlns:w16sdtfl="http://schemas.microsoft.com/office/word/2024/wordml/sdtformatlock" xmlns:w16se="http://schemas.microsoft.com/office/word/2015/wordml/symex" xmlns:wpg="http://schemas.microsoft.com/office/word/2010/wordprocessingGroup" xmlns:wpi="http://schemas.microsoft.com/office/word/2010/wordprocessingInk" xmlns:wne="http://schemas.microsoft.com/office/word/2006/wordml" xmlns:wps="http://schemas.microsoft.com/office/word/2010/wordprocessingShape" mc:Ignorable="w14 w15 w16se w16cid w16 w16cex w16sdtdh w16sdtfl w16du wp14">
   <w:p>
     <w:pPr>
@@ -4415,7 +5961,7 @@
 </w:hdr>
 </file>
 
-<file path=word/header6.xml><?xml version="1.0" encoding="utf-8"?>
+<file path=word/header3.xml><?xml version="1.0" encoding="utf-8"?>
 <w:hdr xmlns:wpc="http://schemas.microsoft.com/office/word/2010/wordprocessingCanvas" xmlns:cx="http://schemas.microsoft.com/office/drawing/2014/chartex" xmlns:cx1="http://schemas.microsoft.com/office/drawing/2015/9/8/chartex" xmlns:cx2="http://schemas.microsoft.com/office/drawing/2015/10/21/chartex" xmlns:cx3="http://schemas.microsoft.com/office/drawing/2016/5/9/chartex" xmlns:cx4="http://schemas.microsoft.com/office/drawing/2016/5/10/chartex" xmlns:cx5="http://schemas.microsoft.com/office/drawing/2016/5/11/chartex" xmlns:cx6="http://schemas.microsoft.com/office/drawing/2016/5/12/chartex" xmlns:cx7="http://schemas.microsoft.com/office/drawing/2016/5/13/chartex" xmlns:cx8="http://schemas.microsoft.com/office/drawing/2016/5/14/chartex" xmlns:mc="http://schemas.openxmlformats.org/markup-compatibility/2006" xmlns:aink="http://schemas.microsoft.com/office/drawing/2016/ink" xmlns:am3d="http://schemas.microsoft.com/office/drawing/2017/model3d" xmlns:o="urn:schemas-microsoft-com:office:office" xmlns:oel="http://schemas.microsoft.com/office/2019/extlst" xmlns:r="http://schemas.openxmlformats.org/officeDocument/2006/relationships" xmlns:m="http://schemas.openxmlformats.org/officeDocument/2006/math" xmlns:v="urn:schemas-microsoft-com:vml" xmlns:wp14="http://schemas.microsoft.com/office/word/2010/wordprocessingDrawing" xmlns:wp="http://schemas.openxmlformats.org/drawingml/2006/wordprocessingDrawing" xmlns:w10="urn:schemas-microsoft-com:office:word" xmlns:w="http://schemas.openxmlformats.org/wordprocessingml/2006/main" xmlns:w14="http://schemas.microsoft.com/office/word/2010/wordml" xmlns:w15="http://schemas.microsoft.com/office/word/2012/wordml" xmlns:w16cei="http://schemas.microsoft.com/office/word/2026/wordml/cei" xmlns:w16cex="http://schemas.microsoft.com/office/word/2018/wordml/cex" xmlns:w16cid="http://schemas.microsoft.com/office/word/2016/wordml/cid" xmlns:w16="http://schemas.microsoft.com/office/word/2018/wordml" xmlns:w16du="http://schemas.microsoft.com/office/word/2023/wordml/word16du" xmlns:w16sdtdh="http://schemas.microsoft.com/office/word/2020/wordml/sdtdatahash" xmlns:w16sdtfl="http://schemas.microsoft.com/office/word/2024/wordml/sdtformatlock" xmlns:w16se="http://schemas.microsoft.com/office/word/2015/wordml/symex" xmlns:wpg="http://schemas.microsoft.com/office/word/2010/wordprocessingGroup" xmlns:wpi="http://schemas.microsoft.com/office/word/2010/wordprocessingInk" xmlns:wne="http://schemas.microsoft.com/office/word/2006/wordml" xmlns:wps="http://schemas.microsoft.com/office/word/2010/wordprocessingShape" mc:Ignorable="w14 w15 w16se w16cid w16 w16cex w16sdtdh w16sdtfl w16du wp14">
   <w:p>
     <w:pPr>
@@ -4595,6 +6141,95 @@
     </w:lvl>
   </w:abstractNum>
   <w:abstractNum w:abstractNumId="1" w15:restartNumberingAfterBreak="0">
+    <w:nsid w:val="01A30456"/>
+    <w:multiLevelType w:val="hybridMultilevel"/>
+    <w:tmpl w:val="82129256"/>
+    <w:lvl w:ilvl="0" w:tplc="04090011">
+      <w:start w:val="1"/>
+      <w:numFmt w:val="decimal"/>
+      <w:lvlText w:val="%1)"/>
+      <w:lvlJc w:val="left"/>
+      <w:pPr>
+        <w:ind w:left="720" w:hanging="360"/>
+      </w:pPr>
+      <w:rPr>
+        <w:rFonts w:hint="default"/>
+      </w:rPr>
+    </w:lvl>
+    <w:lvl w:ilvl="1" w:tplc="04090019" w:tentative="1">
+      <w:start w:val="1"/>
+      <w:numFmt w:val="lowerLetter"/>
+      <w:lvlText w:val="%2."/>
+      <w:lvlJc w:val="left"/>
+      <w:pPr>
+        <w:ind w:left="1440" w:hanging="360"/>
+      </w:pPr>
+    </w:lvl>
+    <w:lvl w:ilvl="2" w:tplc="0409001B" w:tentative="1">
+      <w:start w:val="1"/>
+      <w:numFmt w:val="lowerRoman"/>
+      <w:lvlText w:val="%3."/>
+      <w:lvlJc w:val="right"/>
+      <w:pPr>
+        <w:ind w:left="2160" w:hanging="180"/>
+      </w:pPr>
+    </w:lvl>
+    <w:lvl w:ilvl="3" w:tplc="0409000F" w:tentative="1">
+      <w:start w:val="1"/>
+      <w:numFmt w:val="decimal"/>
+      <w:lvlText w:val="%4."/>
+      <w:lvlJc w:val="left"/>
+      <w:pPr>
+        <w:ind w:left="2880" w:hanging="360"/>
+      </w:pPr>
+    </w:lvl>
+    <w:lvl w:ilvl="4" w:tplc="04090019" w:tentative="1">
+      <w:start w:val="1"/>
+      <w:numFmt w:val="lowerLetter"/>
+      <w:lvlText w:val="%5."/>
+      <w:lvlJc w:val="left"/>
+      <w:pPr>
+        <w:ind w:left="3600" w:hanging="360"/>
+      </w:pPr>
+    </w:lvl>
+    <w:lvl w:ilvl="5" w:tplc="0409001B" w:tentative="1">
+      <w:start w:val="1"/>
+      <w:numFmt w:val="lowerRoman"/>
+      <w:lvlText w:val="%6."/>
+      <w:lvlJc w:val="right"/>
+      <w:pPr>
+        <w:ind w:left="4320" w:hanging="180"/>
+      </w:pPr>
+    </w:lvl>
+    <w:lvl w:ilvl="6" w:tplc="0409000F" w:tentative="1">
+      <w:start w:val="1"/>
+      <w:numFmt w:val="decimal"/>
+      <w:lvlText w:val="%7."/>
+      <w:lvlJc w:val="left"/>
+      <w:pPr>
+        <w:ind w:left="5040" w:hanging="360"/>
+      </w:pPr>
+    </w:lvl>
+    <w:lvl w:ilvl="7" w:tplc="04090019" w:tentative="1">
+      <w:start w:val="1"/>
+      <w:numFmt w:val="lowerLetter"/>
+      <w:lvlText w:val="%8."/>
+      <w:lvlJc w:val="left"/>
+      <w:pPr>
+        <w:ind w:left="5760" w:hanging="360"/>
+      </w:pPr>
+    </w:lvl>
+    <w:lvl w:ilvl="8" w:tplc="0409001B" w:tentative="1">
+      <w:start w:val="1"/>
+      <w:numFmt w:val="lowerRoman"/>
+      <w:lvlText w:val="%9."/>
+      <w:lvlJc w:val="right"/>
+      <w:pPr>
+        <w:ind w:left="6480" w:hanging="180"/>
+      </w:pPr>
+    </w:lvl>
+  </w:abstractNum>
+  <w:abstractNum w:abstractNumId="2" w15:restartNumberingAfterBreak="0">
     <w:nsid w:val="03F62769"/>
     <w:multiLevelType w:val="hybridMultilevel"/>
     <w:tmpl w:val="29D2B590"/>
@@ -4806,7 +6441,7 @@
       </w:rPr>
     </w:lvl>
   </w:abstractNum>
-  <w:abstractNum w:abstractNumId="2" w15:restartNumberingAfterBreak="0">
+  <w:abstractNum w:abstractNumId="3" w15:restartNumberingAfterBreak="0">
     <w:nsid w:val="05705B2D"/>
     <w:multiLevelType w:val="hybridMultilevel"/>
     <w:tmpl w:val="F1DC2776"/>
@@ -4900,7 +6535,7 @@
       </w:pPr>
     </w:lvl>
   </w:abstractNum>
-  <w:abstractNum w:abstractNumId="3" w15:restartNumberingAfterBreak="0">
+  <w:abstractNum w:abstractNumId="4" w15:restartNumberingAfterBreak="0">
     <w:nsid w:val="065A6343"/>
     <w:multiLevelType w:val="hybridMultilevel"/>
     <w:tmpl w:val="730AB6D2"/>
@@ -4986,7 +6621,7 @@
       </w:pPr>
     </w:lvl>
   </w:abstractNum>
-  <w:abstractNum w:abstractNumId="4" w15:restartNumberingAfterBreak="0">
+  <w:abstractNum w:abstractNumId="5" w15:restartNumberingAfterBreak="0">
     <w:nsid w:val="0DEC4CD4"/>
     <w:multiLevelType w:val="hybridMultilevel"/>
     <w:tmpl w:val="EEC6AA02"/>
@@ -5075,7 +6710,7 @@
       </w:pPr>
     </w:lvl>
   </w:abstractNum>
-  <w:abstractNum w:abstractNumId="5" w15:restartNumberingAfterBreak="0">
+  <w:abstractNum w:abstractNumId="6" w15:restartNumberingAfterBreak="0">
     <w:nsid w:val="0FC77A4D"/>
     <w:multiLevelType w:val="hybridMultilevel"/>
     <w:tmpl w:val="730AB6D2"/>
@@ -5161,7 +6796,7 @@
       </w:pPr>
     </w:lvl>
   </w:abstractNum>
-  <w:abstractNum w:abstractNumId="6" w15:restartNumberingAfterBreak="0">
+  <w:abstractNum w:abstractNumId="7" w15:restartNumberingAfterBreak="0">
     <w:nsid w:val="15D95714"/>
     <w:multiLevelType w:val="hybridMultilevel"/>
     <w:tmpl w:val="B5FE78FC"/>
@@ -5274,7 +6909,7 @@
       </w:rPr>
     </w:lvl>
   </w:abstractNum>
-  <w:abstractNum w:abstractNumId="7" w15:restartNumberingAfterBreak="0">
+  <w:abstractNum w:abstractNumId="8" w15:restartNumberingAfterBreak="0">
     <w:nsid w:val="176A739B"/>
     <w:multiLevelType w:val="hybridMultilevel"/>
     <w:tmpl w:val="AC804C32"/>
@@ -5363,7 +6998,7 @@
       </w:pPr>
     </w:lvl>
   </w:abstractNum>
-  <w:abstractNum w:abstractNumId="8" w15:restartNumberingAfterBreak="0">
+  <w:abstractNum w:abstractNumId="9" w15:restartNumberingAfterBreak="0">
     <w:nsid w:val="1C47116A"/>
     <w:multiLevelType w:val="hybridMultilevel"/>
     <w:tmpl w:val="F3ACD802"/>
@@ -5452,7 +7087,7 @@
       </w:pPr>
     </w:lvl>
   </w:abstractNum>
-  <w:abstractNum w:abstractNumId="9" w15:restartNumberingAfterBreak="0">
+  <w:abstractNum w:abstractNumId="10" w15:restartNumberingAfterBreak="0">
     <w:nsid w:val="1CAF288F"/>
     <w:multiLevelType w:val="hybridMultilevel"/>
     <w:tmpl w:val="F3ACD802"/>
@@ -5541,7 +7176,7 @@
       </w:pPr>
     </w:lvl>
   </w:abstractNum>
-  <w:abstractNum w:abstractNumId="10" w15:restartNumberingAfterBreak="0">
+  <w:abstractNum w:abstractNumId="11" w15:restartNumberingAfterBreak="0">
     <w:nsid w:val="2AE423CD"/>
     <w:multiLevelType w:val="hybridMultilevel"/>
     <w:tmpl w:val="0D2CB3C8"/>
@@ -5654,7 +7289,7 @@
       </w:rPr>
     </w:lvl>
   </w:abstractNum>
-  <w:abstractNum w:abstractNumId="11" w15:restartNumberingAfterBreak="0">
+  <w:abstractNum w:abstractNumId="12" w15:restartNumberingAfterBreak="0">
     <w:nsid w:val="2C305CB2"/>
     <w:multiLevelType w:val="hybridMultilevel"/>
     <w:tmpl w:val="FC88A874"/>
@@ -5766,7 +7401,7 @@
       </w:rPr>
     </w:lvl>
   </w:abstractNum>
-  <w:abstractNum w:abstractNumId="12" w15:restartNumberingAfterBreak="0">
+  <w:abstractNum w:abstractNumId="13" w15:restartNumberingAfterBreak="0">
     <w:nsid w:val="35786E9F"/>
     <w:multiLevelType w:val="hybridMultilevel"/>
     <w:tmpl w:val="5096DDA8"/>
@@ -5855,7 +7490,7 @@
       </w:pPr>
     </w:lvl>
   </w:abstractNum>
-  <w:abstractNum w:abstractNumId="13" w15:restartNumberingAfterBreak="0">
+  <w:abstractNum w:abstractNumId="14" w15:restartNumberingAfterBreak="0">
     <w:nsid w:val="3C11229B"/>
     <w:multiLevelType w:val="hybridMultilevel"/>
     <w:tmpl w:val="53765AC8"/>
@@ -5944,7 +7579,7 @@
       </w:pPr>
     </w:lvl>
   </w:abstractNum>
-  <w:abstractNum w:abstractNumId="14" w15:restartNumberingAfterBreak="0">
+  <w:abstractNum w:abstractNumId="15" w15:restartNumberingAfterBreak="0">
     <w:nsid w:val="3D117893"/>
     <w:multiLevelType w:val="hybridMultilevel"/>
     <w:tmpl w:val="EEC6AA02"/>
@@ -6033,7 +7668,7 @@
       </w:pPr>
     </w:lvl>
   </w:abstractNum>
-  <w:abstractNum w:abstractNumId="15" w15:restartNumberingAfterBreak="0">
+  <w:abstractNum w:abstractNumId="16" w15:restartNumberingAfterBreak="0">
     <w:nsid w:val="407767C1"/>
     <w:multiLevelType w:val="hybridMultilevel"/>
     <w:tmpl w:val="38626CB0"/>
@@ -6245,7 +7880,7 @@
       </w:rPr>
     </w:lvl>
   </w:abstractNum>
-  <w:abstractNum w:abstractNumId="16" w15:restartNumberingAfterBreak="0">
+  <w:abstractNum w:abstractNumId="17" w15:restartNumberingAfterBreak="0">
     <w:nsid w:val="43705C22"/>
     <w:multiLevelType w:val="hybridMultilevel"/>
     <w:tmpl w:val="38626CB0"/>
@@ -6457,7 +8092,120 @@
       </w:rPr>
     </w:lvl>
   </w:abstractNum>
-  <w:abstractNum w:abstractNumId="17" w15:restartNumberingAfterBreak="0">
+  <w:abstractNum w:abstractNumId="18" w15:restartNumberingAfterBreak="0">
+    <w:nsid w:val="4D03303E"/>
+    <w:multiLevelType w:val="hybridMultilevel"/>
+    <w:tmpl w:val="EAD8009C"/>
+    <w:lvl w:ilvl="0" w:tplc="04090001">
+      <w:start w:val="1"/>
+      <w:numFmt w:val="bullet"/>
+      <w:lvlText w:val=""/>
+      <w:lvlJc w:val="left"/>
+      <w:pPr>
+        <w:ind w:left="720" w:hanging="360"/>
+      </w:pPr>
+      <w:rPr>
+        <w:rFonts w:ascii="Symbol" w:hAnsi="Symbol" w:hint="default"/>
+      </w:rPr>
+    </w:lvl>
+    <w:lvl w:ilvl="1" w:tplc="04090003" w:tentative="1">
+      <w:start w:val="1"/>
+      <w:numFmt w:val="bullet"/>
+      <w:lvlText w:val="o"/>
+      <w:lvlJc w:val="left"/>
+      <w:pPr>
+        <w:ind w:left="1440" w:hanging="360"/>
+      </w:pPr>
+      <w:rPr>
+        <w:rFonts w:ascii="Courier New" w:hAnsi="Courier New" w:cs="Courier New" w:hint="default"/>
+      </w:rPr>
+    </w:lvl>
+    <w:lvl w:ilvl="2" w:tplc="04090005" w:tentative="1">
+      <w:start w:val="1"/>
+      <w:numFmt w:val="bullet"/>
+      <w:lvlText w:val=""/>
+      <w:lvlJc w:val="left"/>
+      <w:pPr>
+        <w:ind w:left="2160" w:hanging="360"/>
+      </w:pPr>
+      <w:rPr>
+        <w:rFonts w:ascii="Wingdings" w:hAnsi="Wingdings" w:hint="default"/>
+      </w:rPr>
+    </w:lvl>
+    <w:lvl w:ilvl="3" w:tplc="04090001" w:tentative="1">
+      <w:start w:val="1"/>
+      <w:numFmt w:val="bullet"/>
+      <w:lvlText w:val=""/>
+      <w:lvlJc w:val="left"/>
+      <w:pPr>
+        <w:ind w:left="2880" w:hanging="360"/>
+      </w:pPr>
+      <w:rPr>
+        <w:rFonts w:ascii="Symbol" w:hAnsi="Symbol" w:hint="default"/>
+      </w:rPr>
+    </w:lvl>
+    <w:lvl w:ilvl="4" w:tplc="04090003" w:tentative="1">
+      <w:start w:val="1"/>
+      <w:numFmt w:val="bullet"/>
+      <w:lvlText w:val="o"/>
+      <w:lvlJc w:val="left"/>
+      <w:pPr>
+        <w:ind w:left="3600" w:hanging="360"/>
+      </w:pPr>
+      <w:rPr>
+        <w:rFonts w:ascii="Courier New" w:hAnsi="Courier New" w:cs="Courier New" w:hint="default"/>
+      </w:rPr>
+    </w:lvl>
+    <w:lvl w:ilvl="5" w:tplc="04090005" w:tentative="1">
+      <w:start w:val="1"/>
+      <w:numFmt w:val="bullet"/>
+      <w:lvlText w:val=""/>
+      <w:lvlJc w:val="left"/>
+      <w:pPr>
+        <w:ind w:left="4320" w:hanging="360"/>
+      </w:pPr>
+      <w:rPr>
+        <w:rFonts w:ascii="Wingdings" w:hAnsi="Wingdings" w:hint="default"/>
+      </w:rPr>
+    </w:lvl>
+    <w:lvl w:ilvl="6" w:tplc="04090001" w:tentative="1">
+      <w:start w:val="1"/>
+      <w:numFmt w:val="bullet"/>
+      <w:lvlText w:val=""/>
+      <w:lvlJc w:val="left"/>
+      <w:pPr>
+        <w:ind w:left="5040" w:hanging="360"/>
+      </w:pPr>
+      <w:rPr>
+        <w:rFonts w:ascii="Symbol" w:hAnsi="Symbol" w:hint="default"/>
+      </w:rPr>
+    </w:lvl>
+    <w:lvl w:ilvl="7" w:tplc="04090003" w:tentative="1">
+      <w:start w:val="1"/>
+      <w:numFmt w:val="bullet"/>
+      <w:lvlText w:val="o"/>
+      <w:lvlJc w:val="left"/>
+      <w:pPr>
+        <w:ind w:left="5760" w:hanging="360"/>
+      </w:pPr>
+      <w:rPr>
+        <w:rFonts w:ascii="Courier New" w:hAnsi="Courier New" w:cs="Courier New" w:hint="default"/>
+      </w:rPr>
+    </w:lvl>
+    <w:lvl w:ilvl="8" w:tplc="04090005" w:tentative="1">
+      <w:start w:val="1"/>
+      <w:numFmt w:val="bullet"/>
+      <w:lvlText w:val=""/>
+      <w:lvlJc w:val="left"/>
+      <w:pPr>
+        <w:ind w:left="6480" w:hanging="360"/>
+      </w:pPr>
+      <w:rPr>
+        <w:rFonts w:ascii="Wingdings" w:hAnsi="Wingdings" w:hint="default"/>
+      </w:rPr>
+    </w:lvl>
+  </w:abstractNum>
+  <w:abstractNum w:abstractNumId="19" w15:restartNumberingAfterBreak="0">
     <w:nsid w:val="4E013DAB"/>
     <w:multiLevelType w:val="hybridMultilevel"/>
     <w:tmpl w:val="300A6E54"/>
@@ -6569,7 +8317,7 @@
       </w:rPr>
     </w:lvl>
   </w:abstractNum>
-  <w:abstractNum w:abstractNumId="18" w15:restartNumberingAfterBreak="0">
+  <w:abstractNum w:abstractNumId="20" w15:restartNumberingAfterBreak="0">
     <w:nsid w:val="4E4F66F8"/>
     <w:multiLevelType w:val="hybridMultilevel"/>
     <w:tmpl w:val="38626CB0"/>
@@ -6781,7 +8529,7 @@
       </w:rPr>
     </w:lvl>
   </w:abstractNum>
-  <w:abstractNum w:abstractNumId="19" w15:restartNumberingAfterBreak="0">
+  <w:abstractNum w:abstractNumId="21" w15:restartNumberingAfterBreak="0">
     <w:nsid w:val="50133149"/>
     <w:multiLevelType w:val="hybridMultilevel"/>
     <w:tmpl w:val="F40AEDF6"/>
@@ -6867,7 +8615,7 @@
       </w:pPr>
     </w:lvl>
   </w:abstractNum>
-  <w:abstractNum w:abstractNumId="20" w15:restartNumberingAfterBreak="0">
+  <w:abstractNum w:abstractNumId="22" w15:restartNumberingAfterBreak="0">
     <w:nsid w:val="528A4315"/>
     <w:multiLevelType w:val="hybridMultilevel"/>
     <w:tmpl w:val="963606C2"/>
@@ -7079,7 +8827,7 @@
       </w:rPr>
     </w:lvl>
   </w:abstractNum>
-  <w:abstractNum w:abstractNumId="21" w15:restartNumberingAfterBreak="0">
+  <w:abstractNum w:abstractNumId="23" w15:restartNumberingAfterBreak="0">
     <w:nsid w:val="5ED7231A"/>
     <w:multiLevelType w:val="hybridMultilevel"/>
     <w:tmpl w:val="98DE171A"/>
@@ -7291,7 +9039,7 @@
       </w:rPr>
     </w:lvl>
   </w:abstractNum>
-  <w:abstractNum w:abstractNumId="22" w15:restartNumberingAfterBreak="0">
+  <w:abstractNum w:abstractNumId="24" w15:restartNumberingAfterBreak="0">
     <w:nsid w:val="61473E73"/>
     <w:multiLevelType w:val="hybridMultilevel"/>
     <w:tmpl w:val="A5868C0C"/>
@@ -7404,7 +9152,7 @@
       </w:rPr>
     </w:lvl>
   </w:abstractNum>
-  <w:abstractNum w:abstractNumId="23" w15:restartNumberingAfterBreak="0">
+  <w:abstractNum w:abstractNumId="25" w15:restartNumberingAfterBreak="0">
     <w:nsid w:val="669D5EEC"/>
     <w:multiLevelType w:val="hybridMultilevel"/>
     <w:tmpl w:val="56127E0C"/>
@@ -7493,7 +9241,7 @@
       </w:pPr>
     </w:lvl>
   </w:abstractNum>
-  <w:abstractNum w:abstractNumId="24" w15:restartNumberingAfterBreak="0">
+  <w:abstractNum w:abstractNumId="26" w15:restartNumberingAfterBreak="0">
     <w:nsid w:val="6D6C1791"/>
     <w:multiLevelType w:val="hybridMultilevel"/>
     <w:tmpl w:val="3EDE184E"/>
@@ -7588,7 +9336,7 @@
       </w:pPr>
     </w:lvl>
   </w:abstractNum>
-  <w:abstractNum w:abstractNumId="25" w15:restartNumberingAfterBreak="0">
+  <w:abstractNum w:abstractNumId="27" w15:restartNumberingAfterBreak="0">
     <w:nsid w:val="6E4D56A3"/>
     <w:multiLevelType w:val="hybridMultilevel"/>
     <w:tmpl w:val="F13075BE"/>
@@ -7800,7 +9548,156 @@
       </w:rPr>
     </w:lvl>
   </w:abstractNum>
-  <w:abstractNum w:abstractNumId="26" w15:restartNumberingAfterBreak="0">
+  <w:abstractNum w:abstractNumId="28" w15:restartNumberingAfterBreak="0">
+    <w:nsid w:val="705D6B65"/>
+    <w:multiLevelType w:val="multilevel"/>
+    <w:tmpl w:val="95A2F96C"/>
+    <w:lvl w:ilvl="0">
+      <w:start w:val="1"/>
+      <w:numFmt w:val="bullet"/>
+      <w:lvlText w:val=""/>
+      <w:lvlJc w:val="left"/>
+      <w:pPr>
+        <w:tabs>
+          <w:tab w:val="num" w:pos="720"/>
+        </w:tabs>
+        <w:ind w:left="720" w:hanging="360"/>
+      </w:pPr>
+      <w:rPr>
+        <w:rFonts w:ascii="Symbol" w:hAnsi="Symbol" w:hint="default"/>
+        <w:sz w:val="20"/>
+      </w:rPr>
+    </w:lvl>
+    <w:lvl w:ilvl="1">
+      <w:start w:val="1"/>
+      <w:numFmt w:val="bullet"/>
+      <w:lvlText w:val="o"/>
+      <w:lvlJc w:val="left"/>
+      <w:pPr>
+        <w:tabs>
+          <w:tab w:val="num" w:pos="1440"/>
+        </w:tabs>
+        <w:ind w:left="1440" w:hanging="360"/>
+      </w:pPr>
+      <w:rPr>
+        <w:rFonts w:ascii="Courier New" w:hAnsi="Courier New" w:hint="default"/>
+        <w:sz w:val="20"/>
+      </w:rPr>
+    </w:lvl>
+    <w:lvl w:ilvl="2">
+      <w:start w:val="1"/>
+      <w:numFmt w:val="bullet"/>
+      <w:lvlText w:val=""/>
+      <w:lvlJc w:val="left"/>
+      <w:pPr>
+        <w:tabs>
+          <w:tab w:val="num" w:pos="2160"/>
+        </w:tabs>
+        <w:ind w:left="2160" w:hanging="360"/>
+      </w:pPr>
+      <w:rPr>
+        <w:rFonts w:ascii="Wingdings" w:hAnsi="Wingdings" w:hint="default"/>
+        <w:sz w:val="20"/>
+      </w:rPr>
+    </w:lvl>
+    <w:lvl w:ilvl="3" w:tentative="1">
+      <w:start w:val="1"/>
+      <w:numFmt w:val="bullet"/>
+      <w:lvlText w:val=""/>
+      <w:lvlJc w:val="left"/>
+      <w:pPr>
+        <w:tabs>
+          <w:tab w:val="num" w:pos="2880"/>
+        </w:tabs>
+        <w:ind w:left="2880" w:hanging="360"/>
+      </w:pPr>
+      <w:rPr>
+        <w:rFonts w:ascii="Wingdings" w:hAnsi="Wingdings" w:hint="default"/>
+        <w:sz w:val="20"/>
+      </w:rPr>
+    </w:lvl>
+    <w:lvl w:ilvl="4" w:tentative="1">
+      <w:start w:val="1"/>
+      <w:numFmt w:val="bullet"/>
+      <w:lvlText w:val=""/>
+      <w:lvlJc w:val="left"/>
+      <w:pPr>
+        <w:tabs>
+          <w:tab w:val="num" w:pos="3600"/>
+        </w:tabs>
+        <w:ind w:left="3600" w:hanging="360"/>
+      </w:pPr>
+      <w:rPr>
+        <w:rFonts w:ascii="Wingdings" w:hAnsi="Wingdings" w:hint="default"/>
+        <w:sz w:val="20"/>
+      </w:rPr>
+    </w:lvl>
+    <w:lvl w:ilvl="5" w:tentative="1">
+      <w:start w:val="1"/>
+      <w:numFmt w:val="bullet"/>
+      <w:lvlText w:val=""/>
+      <w:lvlJc w:val="left"/>
+      <w:pPr>
+        <w:tabs>
+          <w:tab w:val="num" w:pos="4320"/>
+        </w:tabs>
+        <w:ind w:left="4320" w:hanging="360"/>
+      </w:pPr>
+      <w:rPr>
+        <w:rFonts w:ascii="Wingdings" w:hAnsi="Wingdings" w:hint="default"/>
+        <w:sz w:val="20"/>
+      </w:rPr>
+    </w:lvl>
+    <w:lvl w:ilvl="6" w:tentative="1">
+      <w:start w:val="1"/>
+      <w:numFmt w:val="bullet"/>
+      <w:lvlText w:val=""/>
+      <w:lvlJc w:val="left"/>
+      <w:pPr>
+        <w:tabs>
+          <w:tab w:val="num" w:pos="5040"/>
+        </w:tabs>
+        <w:ind w:left="5040" w:hanging="360"/>
+      </w:pPr>
+      <w:rPr>
+        <w:rFonts w:ascii="Wingdings" w:hAnsi="Wingdings" w:hint="default"/>
+        <w:sz w:val="20"/>
+      </w:rPr>
+    </w:lvl>
+    <w:lvl w:ilvl="7" w:tentative="1">
+      <w:start w:val="1"/>
+      <w:numFmt w:val="bullet"/>
+      <w:lvlText w:val=""/>
+      <w:lvlJc w:val="left"/>
+      <w:pPr>
+        <w:tabs>
+          <w:tab w:val="num" w:pos="5760"/>
+        </w:tabs>
+        <w:ind w:left="5760" w:hanging="360"/>
+      </w:pPr>
+      <w:rPr>
+        <w:rFonts w:ascii="Wingdings" w:hAnsi="Wingdings" w:hint="default"/>
+        <w:sz w:val="20"/>
+      </w:rPr>
+    </w:lvl>
+    <w:lvl w:ilvl="8" w:tentative="1">
+      <w:start w:val="1"/>
+      <w:numFmt w:val="bullet"/>
+      <w:lvlText w:val=""/>
+      <w:lvlJc w:val="left"/>
+      <w:pPr>
+        <w:tabs>
+          <w:tab w:val="num" w:pos="6480"/>
+        </w:tabs>
+        <w:ind w:left="6480" w:hanging="360"/>
+      </w:pPr>
+      <w:rPr>
+        <w:rFonts w:ascii="Wingdings" w:hAnsi="Wingdings" w:hint="default"/>
+        <w:sz w:val="20"/>
+      </w:rPr>
+    </w:lvl>
+  </w:abstractNum>
+  <w:abstractNum w:abstractNumId="29" w15:restartNumberingAfterBreak="0">
     <w:nsid w:val="75A50A73"/>
     <w:multiLevelType w:val="hybridMultilevel"/>
     <w:tmpl w:val="730AB6D2"/>
@@ -7886,7 +9783,7 @@
       </w:pPr>
     </w:lvl>
   </w:abstractNum>
-  <w:abstractNum w:abstractNumId="27" w15:restartNumberingAfterBreak="0">
+  <w:abstractNum w:abstractNumId="30" w15:restartNumberingAfterBreak="0">
     <w:nsid w:val="7CE82962"/>
     <w:multiLevelType w:val="hybridMultilevel"/>
     <w:tmpl w:val="381288A4"/>
@@ -7999,88 +9896,97 @@
     </w:lvl>
   </w:abstractNum>
   <w:num w:numId="1" w16cid:durableId="1870952337">
+    <w:abstractNumId w:val="22"/>
+  </w:num>
+  <w:num w:numId="2" w16cid:durableId="1480224554">
+    <w:abstractNumId w:val="2"/>
+  </w:num>
+  <w:num w:numId="3" w16cid:durableId="165831001">
+    <w:abstractNumId w:val="16"/>
+  </w:num>
+  <w:num w:numId="4" w16cid:durableId="1578705048">
+    <w:abstractNumId w:val="23"/>
+  </w:num>
+  <w:num w:numId="5" w16cid:durableId="461269060">
+    <w:abstractNumId w:val="27"/>
+  </w:num>
+  <w:num w:numId="6" w16cid:durableId="1697272446">
+    <w:abstractNumId w:val="17"/>
+  </w:num>
+  <w:num w:numId="7" w16cid:durableId="480344414">
     <w:abstractNumId w:val="20"/>
   </w:num>
-  <w:num w:numId="2" w16cid:durableId="1480224554">
-    <w:abstractNumId w:val="1"/>
+  <w:num w:numId="8" w16cid:durableId="341933244">
+    <w:abstractNumId w:val="12"/>
   </w:num>
-  <w:num w:numId="3" w16cid:durableId="165831001">
+  <w:num w:numId="9" w16cid:durableId="1969584931">
+    <w:abstractNumId w:val="6"/>
+  </w:num>
+  <w:num w:numId="10" w16cid:durableId="1747531925">
+    <w:abstractNumId w:val="8"/>
+  </w:num>
+  <w:num w:numId="11" w16cid:durableId="1742554325">
+    <w:abstractNumId w:val="29"/>
+  </w:num>
+  <w:num w:numId="12" w16cid:durableId="650057568">
+    <w:abstractNumId w:val="24"/>
+  </w:num>
+  <w:num w:numId="13" w16cid:durableId="406610607">
+    <w:abstractNumId w:val="5"/>
+  </w:num>
+  <w:num w:numId="14" w16cid:durableId="1304115659">
+    <w:abstractNumId w:val="14"/>
+  </w:num>
+  <w:num w:numId="15" w16cid:durableId="169367967">
+    <w:abstractNumId w:val="25"/>
+  </w:num>
+  <w:num w:numId="16" w16cid:durableId="2059280532">
     <w:abstractNumId w:val="15"/>
   </w:num>
-  <w:num w:numId="4" w16cid:durableId="1578705048">
-    <w:abstractNumId w:val="21"/>
+  <w:num w:numId="17" w16cid:durableId="535238348">
+    <w:abstractNumId w:val="9"/>
   </w:num>
-  <w:num w:numId="5" w16cid:durableId="461269060">
-    <w:abstractNumId w:val="25"/>
+  <w:num w:numId="18" w16cid:durableId="1044016436">
+    <w:abstractNumId w:val="13"/>
   </w:num>
-  <w:num w:numId="6" w16cid:durableId="1697272446">
-    <w:abstractNumId w:val="16"/>
-  </w:num>
-  <w:num w:numId="7" w16cid:durableId="480344414">
-    <w:abstractNumId w:val="18"/>
-  </w:num>
-  <w:num w:numId="8" w16cid:durableId="341933244">
-    <w:abstractNumId w:val="11"/>
-  </w:num>
-  <w:num w:numId="9" w16cid:durableId="1969584931">
-    <w:abstractNumId w:val="5"/>
-  </w:num>
-  <w:num w:numId="10" w16cid:durableId="1747531925">
-    <w:abstractNumId w:val="7"/>
-  </w:num>
-  <w:num w:numId="11" w16cid:durableId="1742554325">
-    <w:abstractNumId w:val="26"/>
-  </w:num>
-  <w:num w:numId="12" w16cid:durableId="650057568">
-    <w:abstractNumId w:val="22"/>
-  </w:num>
-  <w:num w:numId="13" w16cid:durableId="406610607">
+  <w:num w:numId="19" w16cid:durableId="650211287">
     <w:abstractNumId w:val="4"/>
   </w:num>
-  <w:num w:numId="14" w16cid:durableId="1304115659">
-    <w:abstractNumId w:val="13"/>
-  </w:num>
-  <w:num w:numId="15" w16cid:durableId="169367967">
-    <w:abstractNumId w:val="23"/>
-  </w:num>
-  <w:num w:numId="16" w16cid:durableId="2059280532">
-    <w:abstractNumId w:val="14"/>
-  </w:num>
-  <w:num w:numId="17" w16cid:durableId="535238348">
-    <w:abstractNumId w:val="8"/>
-  </w:num>
-  <w:num w:numId="18" w16cid:durableId="1044016436">
-    <w:abstractNumId w:val="12"/>
-  </w:num>
-  <w:num w:numId="19" w16cid:durableId="650211287">
-    <w:abstractNumId w:val="3"/>
-  </w:num>
   <w:num w:numId="20" w16cid:durableId="854924682">
-    <w:abstractNumId w:val="6"/>
+    <w:abstractNumId w:val="7"/>
   </w:num>
   <w:num w:numId="21" w16cid:durableId="323093746">
     <w:abstractNumId w:val="0"/>
   </w:num>
   <w:num w:numId="22" w16cid:durableId="1639408732">
+    <w:abstractNumId w:val="11"/>
+  </w:num>
+  <w:num w:numId="23" w16cid:durableId="265967763">
     <w:abstractNumId w:val="10"/>
   </w:num>
-  <w:num w:numId="23" w16cid:durableId="265967763">
-    <w:abstractNumId w:val="9"/>
-  </w:num>
   <w:num w:numId="24" w16cid:durableId="2087267058">
-    <w:abstractNumId w:val="17"/>
+    <w:abstractNumId w:val="19"/>
   </w:num>
   <w:num w:numId="25" w16cid:durableId="1206256712">
-    <w:abstractNumId w:val="19"/>
+    <w:abstractNumId w:val="21"/>
   </w:num>
   <w:num w:numId="26" w16cid:durableId="1252474113">
-    <w:abstractNumId w:val="27"/>
+    <w:abstractNumId w:val="30"/>
   </w:num>
   <w:num w:numId="27" w16cid:durableId="1580938887">
-    <w:abstractNumId w:val="24"/>
+    <w:abstractNumId w:val="26"/>
   </w:num>
   <w:num w:numId="28" w16cid:durableId="327094648">
-    <w:abstractNumId w:val="2"/>
+    <w:abstractNumId w:val="3"/>
+  </w:num>
+  <w:num w:numId="29" w16cid:durableId="611206359">
+    <w:abstractNumId w:val="28"/>
+  </w:num>
+  <w:num w:numId="30" w16cid:durableId="1922518449">
+    <w:abstractNumId w:val="18"/>
+  </w:num>
+  <w:num w:numId="31" w16cid:durableId="1018585753">
+    <w:abstractNumId w:val="1"/>
   </w:num>
 </w:numbering>
 </file>
